--- a/Dummy Project Scriptwriting.docx
+++ b/Dummy Project Scriptwriting.docx
@@ -42,6 +42,7 @@
           <w:rFonts w:ascii="Times New Roman" w:hAnsi="Times New Roman" w:cs="Times New Roman"/>
           <w:b/>
           <w:bCs/>
+          <w:noProof/>
           <w:sz w:val="36"/>
           <w:szCs w:val="36"/>
           <w:lang w:val="en-US"/>
@@ -164,7 +165,7 @@
           <w:sz w:val="24"/>
           <w:szCs w:val="24"/>
         </w:rPr>
-        <w:t xml:space="preserve"> (BAHASA INDONESIA)</w:t>
+        <w:t xml:space="preserve"> </w:t>
       </w:r>
     </w:p>
     <w:p>
@@ -256,34 +257,20 @@
           <w:sz w:val="24"/>
           <w:szCs w:val="24"/>
         </w:rPr>
-        <w:t xml:space="preserve">: F&amp;B </w:t>
-      </w:r>
-      <w:r>
-        <w:rPr>
-          <w:rFonts w:ascii="Times New Roman" w:hAnsi="Times New Roman" w:cs="Times New Roman"/>
-          <w:b/>
-          <w:bCs/>
-          <w:sz w:val="24"/>
-          <w:szCs w:val="24"/>
-        </w:rPr>
-        <w:t>—</w:t>
-      </w:r>
-      <w:r>
-        <w:rPr>
-          <w:rFonts w:ascii="Times New Roman" w:hAnsi="Times New Roman" w:cs="Times New Roman"/>
-          <w:b/>
-          <w:bCs/>
-          <w:sz w:val="24"/>
-          <w:szCs w:val="24"/>
-        </w:rPr>
-        <w:t xml:space="preserve"> Sambal </w:t>
+        <w:t xml:space="preserve">: </w:t>
+      </w:r>
+      <w:r>
+        <w:rPr>
+          <w:rFonts w:ascii="Times New Roman" w:hAnsi="Times New Roman" w:cs="Times New Roman"/>
+          <w:sz w:val="24"/>
+          <w:szCs w:val="24"/>
+        </w:rPr>
+        <w:t xml:space="preserve">F&amp;B — Sambal </w:t>
       </w:r>
       <w:proofErr w:type="spellStart"/>
       <w:r>
         <w:rPr>
           <w:rFonts w:ascii="Times New Roman" w:hAnsi="Times New Roman" w:cs="Times New Roman"/>
-          <w:b/>
-          <w:bCs/>
           <w:sz w:val="24"/>
           <w:szCs w:val="24"/>
         </w:rPr>
@@ -323,14 +310,20 @@
           <w:sz w:val="24"/>
           <w:szCs w:val="24"/>
         </w:rPr>
-        <w:t xml:space="preserve">: 30 </w:t>
+        <w:t xml:space="preserve">: </w:t>
+      </w:r>
+      <w:r>
+        <w:rPr>
+          <w:rFonts w:ascii="Times New Roman" w:hAnsi="Times New Roman" w:cs="Times New Roman"/>
+          <w:sz w:val="24"/>
+          <w:szCs w:val="24"/>
+        </w:rPr>
+        <w:t xml:space="preserve">30 </w:t>
       </w:r>
       <w:proofErr w:type="spellStart"/>
       <w:r>
         <w:rPr>
           <w:rFonts w:ascii="Times New Roman" w:hAnsi="Times New Roman" w:cs="Times New Roman"/>
-          <w:b/>
-          <w:bCs/>
           <w:sz w:val="24"/>
           <w:szCs w:val="24"/>
         </w:rPr>
@@ -364,8 +357,6 @@
       <w:r>
         <w:rPr>
           <w:rFonts w:ascii="Times New Roman" w:hAnsi="Times New Roman" w:cs="Times New Roman"/>
-          <w:b/>
-          <w:bCs/>
           <w:sz w:val="24"/>
           <w:szCs w:val="24"/>
         </w:rPr>
@@ -375,8 +366,6 @@
       <w:r>
         <w:rPr>
           <w:rFonts w:ascii="Times New Roman" w:hAnsi="Times New Roman" w:cs="Times New Roman"/>
-          <w:b/>
-          <w:bCs/>
           <w:sz w:val="24"/>
           <w:szCs w:val="24"/>
         </w:rPr>
@@ -386,8 +375,6 @@
       <w:r>
         <w:rPr>
           <w:rFonts w:ascii="Times New Roman" w:hAnsi="Times New Roman" w:cs="Times New Roman"/>
-          <w:b/>
-          <w:bCs/>
           <w:sz w:val="24"/>
           <w:szCs w:val="24"/>
         </w:rPr>
@@ -397,8 +384,6 @@
       <w:r>
         <w:rPr>
           <w:rFonts w:ascii="Times New Roman" w:hAnsi="Times New Roman" w:cs="Times New Roman"/>
-          <w:b/>
-          <w:bCs/>
           <w:sz w:val="24"/>
           <w:szCs w:val="24"/>
         </w:rPr>
@@ -408,8 +393,6 @@
       <w:r>
         <w:rPr>
           <w:rFonts w:ascii="Times New Roman" w:hAnsi="Times New Roman" w:cs="Times New Roman"/>
-          <w:b/>
-          <w:bCs/>
           <w:sz w:val="24"/>
           <w:szCs w:val="24"/>
         </w:rPr>
@@ -419,8 +402,6 @@
       <w:r>
         <w:rPr>
           <w:rFonts w:ascii="Times New Roman" w:hAnsi="Times New Roman" w:cs="Times New Roman"/>
-          <w:b/>
-          <w:bCs/>
           <w:sz w:val="24"/>
           <w:szCs w:val="24"/>
         </w:rPr>
@@ -430,8 +411,6 @@
       <w:r>
         <w:rPr>
           <w:rFonts w:ascii="Times New Roman" w:hAnsi="Times New Roman" w:cs="Times New Roman"/>
-          <w:b/>
-          <w:bCs/>
           <w:sz w:val="24"/>
           <w:szCs w:val="24"/>
         </w:rPr>
@@ -441,8 +420,6 @@
       <w:r>
         <w:rPr>
           <w:rFonts w:ascii="Times New Roman" w:hAnsi="Times New Roman" w:cs="Times New Roman"/>
-          <w:b/>
-          <w:bCs/>
           <w:sz w:val="24"/>
           <w:szCs w:val="24"/>
         </w:rPr>
@@ -452,8 +429,6 @@
       <w:r>
         <w:rPr>
           <w:rFonts w:ascii="Times New Roman" w:hAnsi="Times New Roman" w:cs="Times New Roman"/>
-          <w:b/>
-          <w:bCs/>
           <w:sz w:val="24"/>
           <w:szCs w:val="24"/>
         </w:rPr>
@@ -463,8 +438,6 @@
       <w:r>
         <w:rPr>
           <w:rFonts w:ascii="Times New Roman" w:hAnsi="Times New Roman" w:cs="Times New Roman"/>
-          <w:b/>
-          <w:bCs/>
           <w:sz w:val="24"/>
           <w:szCs w:val="24"/>
         </w:rPr>
@@ -474,8 +447,6 @@
       <w:r>
         <w:rPr>
           <w:rFonts w:ascii="Times New Roman" w:hAnsi="Times New Roman" w:cs="Times New Roman"/>
-          <w:b/>
-          <w:bCs/>
           <w:sz w:val="24"/>
           <w:szCs w:val="24"/>
         </w:rPr>
@@ -485,8 +456,6 @@
       <w:r>
         <w:rPr>
           <w:rFonts w:ascii="Times New Roman" w:hAnsi="Times New Roman" w:cs="Times New Roman"/>
-          <w:b/>
-          <w:bCs/>
           <w:sz w:val="24"/>
           <w:szCs w:val="24"/>
         </w:rPr>
@@ -496,8 +465,6 @@
       <w:r>
         <w:rPr>
           <w:rFonts w:ascii="Times New Roman" w:hAnsi="Times New Roman" w:cs="Times New Roman"/>
-          <w:b/>
-          <w:bCs/>
           <w:sz w:val="24"/>
           <w:szCs w:val="24"/>
         </w:rPr>
@@ -507,8 +474,6 @@
       <w:r>
         <w:rPr>
           <w:rFonts w:ascii="Times New Roman" w:hAnsi="Times New Roman" w:cs="Times New Roman"/>
-          <w:b/>
-          <w:bCs/>
           <w:sz w:val="24"/>
           <w:szCs w:val="24"/>
         </w:rPr>
@@ -518,8 +483,6 @@
       <w:r>
         <w:rPr>
           <w:rFonts w:ascii="Times New Roman" w:hAnsi="Times New Roman" w:cs="Times New Roman"/>
-          <w:b/>
-          <w:bCs/>
           <w:sz w:val="24"/>
           <w:szCs w:val="24"/>
         </w:rPr>
@@ -529,8 +492,6 @@
       <w:r>
         <w:rPr>
           <w:rFonts w:ascii="Times New Roman" w:hAnsi="Times New Roman" w:cs="Times New Roman"/>
-          <w:b/>
-          <w:bCs/>
           <w:sz w:val="24"/>
           <w:szCs w:val="24"/>
         </w:rPr>
@@ -540,8 +501,6 @@
       <w:r>
         <w:rPr>
           <w:rFonts w:ascii="Times New Roman" w:hAnsi="Times New Roman" w:cs="Times New Roman"/>
-          <w:b/>
-          <w:bCs/>
           <w:sz w:val="24"/>
           <w:szCs w:val="24"/>
         </w:rPr>
@@ -551,8 +510,6 @@
       <w:r>
         <w:rPr>
           <w:rFonts w:ascii="Times New Roman" w:hAnsi="Times New Roman" w:cs="Times New Roman"/>
-          <w:b/>
-          <w:bCs/>
           <w:sz w:val="24"/>
           <w:szCs w:val="24"/>
         </w:rPr>
@@ -562,8 +519,6 @@
       <w:r>
         <w:rPr>
           <w:rFonts w:ascii="Times New Roman" w:hAnsi="Times New Roman" w:cs="Times New Roman"/>
-          <w:b/>
-          <w:bCs/>
           <w:sz w:val="24"/>
           <w:szCs w:val="24"/>
         </w:rPr>
@@ -573,8 +528,6 @@
       <w:r>
         <w:rPr>
           <w:rFonts w:ascii="Times New Roman" w:hAnsi="Times New Roman" w:cs="Times New Roman"/>
-          <w:b/>
-          <w:bCs/>
           <w:sz w:val="24"/>
           <w:szCs w:val="24"/>
         </w:rPr>
@@ -584,8 +537,6 @@
       <w:r>
         <w:rPr>
           <w:rFonts w:ascii="Times New Roman" w:hAnsi="Times New Roman" w:cs="Times New Roman"/>
-          <w:b/>
-          <w:bCs/>
           <w:sz w:val="24"/>
           <w:szCs w:val="24"/>
         </w:rPr>
@@ -595,8 +546,6 @@
       <w:r>
         <w:rPr>
           <w:rFonts w:ascii="Times New Roman" w:hAnsi="Times New Roman" w:cs="Times New Roman"/>
-          <w:b/>
-          <w:bCs/>
           <w:sz w:val="24"/>
           <w:szCs w:val="24"/>
         </w:rPr>
@@ -606,8 +555,6 @@
       <w:r>
         <w:rPr>
           <w:rFonts w:ascii="Times New Roman" w:hAnsi="Times New Roman" w:cs="Times New Roman"/>
-          <w:b/>
-          <w:bCs/>
           <w:sz w:val="24"/>
           <w:szCs w:val="24"/>
         </w:rPr>
@@ -617,8 +564,6 @@
       <w:r>
         <w:rPr>
           <w:rFonts w:ascii="Times New Roman" w:hAnsi="Times New Roman" w:cs="Times New Roman"/>
-          <w:b/>
-          <w:bCs/>
           <w:sz w:val="24"/>
           <w:szCs w:val="24"/>
         </w:rPr>
@@ -628,8 +573,6 @@
       <w:r>
         <w:rPr>
           <w:rFonts w:ascii="Times New Roman" w:hAnsi="Times New Roman" w:cs="Times New Roman"/>
-          <w:b/>
-          <w:bCs/>
           <w:sz w:val="24"/>
           <w:szCs w:val="24"/>
         </w:rPr>
@@ -639,8 +582,6 @@
       <w:r>
         <w:rPr>
           <w:rFonts w:ascii="Times New Roman" w:hAnsi="Times New Roman" w:cs="Times New Roman"/>
-          <w:b/>
-          <w:bCs/>
           <w:sz w:val="24"/>
           <w:szCs w:val="24"/>
         </w:rPr>
@@ -650,8 +591,6 @@
       <w:r>
         <w:rPr>
           <w:rFonts w:ascii="Times New Roman" w:hAnsi="Times New Roman" w:cs="Times New Roman"/>
-          <w:b/>
-          <w:bCs/>
           <w:sz w:val="24"/>
           <w:szCs w:val="24"/>
         </w:rPr>
@@ -661,8 +600,6 @@
       <w:r>
         <w:rPr>
           <w:rFonts w:ascii="Times New Roman" w:hAnsi="Times New Roman" w:cs="Times New Roman"/>
-          <w:b/>
-          <w:bCs/>
           <w:sz w:val="24"/>
           <w:szCs w:val="24"/>
         </w:rPr>
@@ -672,8 +609,6 @@
       <w:r>
         <w:rPr>
           <w:rFonts w:ascii="Times New Roman" w:hAnsi="Times New Roman" w:cs="Times New Roman"/>
-          <w:b/>
-          <w:bCs/>
           <w:sz w:val="24"/>
           <w:szCs w:val="24"/>
         </w:rPr>
@@ -683,8 +618,6 @@
       <w:r>
         <w:rPr>
           <w:rFonts w:ascii="Times New Roman" w:hAnsi="Times New Roman" w:cs="Times New Roman"/>
-          <w:b/>
-          <w:bCs/>
           <w:sz w:val="24"/>
           <w:szCs w:val="24"/>
         </w:rPr>
@@ -694,8 +627,6 @@
       <w:r>
         <w:rPr>
           <w:rFonts w:ascii="Times New Roman" w:hAnsi="Times New Roman" w:cs="Times New Roman"/>
-          <w:b/>
-          <w:bCs/>
           <w:sz w:val="24"/>
           <w:szCs w:val="24"/>
         </w:rPr>
@@ -705,8 +636,6 @@
       <w:r>
         <w:rPr>
           <w:rFonts w:ascii="Times New Roman" w:hAnsi="Times New Roman" w:cs="Times New Roman"/>
-          <w:b/>
-          <w:bCs/>
           <w:sz w:val="24"/>
           <w:szCs w:val="24"/>
         </w:rPr>
@@ -716,8 +645,6 @@
       <w:r>
         <w:rPr>
           <w:rFonts w:ascii="Times New Roman" w:hAnsi="Times New Roman" w:cs="Times New Roman"/>
-          <w:b/>
-          <w:bCs/>
           <w:sz w:val="24"/>
           <w:szCs w:val="24"/>
         </w:rPr>
@@ -727,8 +654,6 @@
       <w:r>
         <w:rPr>
           <w:rFonts w:ascii="Times New Roman" w:hAnsi="Times New Roman" w:cs="Times New Roman"/>
-          <w:b/>
-          <w:bCs/>
           <w:sz w:val="24"/>
           <w:szCs w:val="24"/>
         </w:rPr>
@@ -847,15 +772,7 @@
                 <w:sz w:val="24"/>
                 <w:szCs w:val="24"/>
               </w:rPr>
-              <w:t xml:space="preserve"> </w:t>
-            </w:r>
-            <w:r>
-              <w:rPr>
-                <w:rFonts w:ascii="Times New Roman" w:hAnsi="Times New Roman" w:cs="Times New Roman"/>
-                <w:sz w:val="24"/>
-                <w:szCs w:val="24"/>
-              </w:rPr>
-              <w:t xml:space="preserve">INT. WARTEG — SIANG. </w:t>
+              <w:t xml:space="preserve"> INT. WARTEG — SIANG. </w:t>
             </w:r>
             <w:proofErr w:type="spellStart"/>
             <w:r>
@@ -2646,15 +2563,7 @@
                 <w:sz w:val="24"/>
                 <w:szCs w:val="24"/>
               </w:rPr>
-              <w:t>“</w:t>
-            </w:r>
-            <w:r>
-              <w:rPr>
-                <w:rFonts w:ascii="Times New Roman" w:hAnsi="Times New Roman" w:cs="Times New Roman"/>
-                <w:sz w:val="24"/>
-                <w:szCs w:val="24"/>
-              </w:rPr>
-              <w:t xml:space="preserve">Nah, </w:t>
+              <w:t xml:space="preserve">“Nah, </w:t>
             </w:r>
             <w:proofErr w:type="spellStart"/>
             <w:r>
@@ -3415,7 +3324,7 @@
           <w:sz w:val="24"/>
           <w:szCs w:val="24"/>
         </w:rPr>
-        <w:t xml:space="preserve"> (BAHASA INGGRIS)</w:t>
+        <w:t xml:space="preserve"> </w:t>
       </w:r>
     </w:p>
     <w:p>
@@ -3522,8 +3431,6 @@
       <w:r>
         <w:rPr>
           <w:rFonts w:ascii="Times New Roman" w:hAnsi="Times New Roman" w:cs="Times New Roman"/>
-          <w:b/>
-          <w:bCs/>
           <w:sz w:val="24"/>
           <w:szCs w:val="24"/>
         </w:rPr>
@@ -3533,8 +3440,6 @@
       <w:r>
         <w:rPr>
           <w:rFonts w:ascii="Times New Roman" w:hAnsi="Times New Roman" w:cs="Times New Roman"/>
-          <w:b/>
-          <w:bCs/>
           <w:sz w:val="24"/>
           <w:szCs w:val="24"/>
         </w:rPr>
@@ -3544,8 +3449,6 @@
       <w:r>
         <w:rPr>
           <w:rFonts w:ascii="Times New Roman" w:hAnsi="Times New Roman" w:cs="Times New Roman"/>
-          <w:b/>
-          <w:bCs/>
           <w:sz w:val="24"/>
           <w:szCs w:val="24"/>
         </w:rPr>
@@ -3555,8 +3458,6 @@
       <w:r>
         <w:rPr>
           <w:rFonts w:ascii="Times New Roman" w:hAnsi="Times New Roman" w:cs="Times New Roman"/>
-          <w:b/>
-          <w:bCs/>
           <w:sz w:val="24"/>
           <w:szCs w:val="24"/>
         </w:rPr>
@@ -3596,14 +3497,20 @@
           <w:sz w:val="24"/>
           <w:szCs w:val="24"/>
         </w:rPr>
-        <w:t xml:space="preserve">: 30 </w:t>
+        <w:t xml:space="preserve">: </w:t>
+      </w:r>
+      <w:r>
+        <w:rPr>
+          <w:rFonts w:ascii="Times New Roman" w:hAnsi="Times New Roman" w:cs="Times New Roman"/>
+          <w:sz w:val="24"/>
+          <w:szCs w:val="24"/>
+        </w:rPr>
+        <w:t xml:space="preserve">30 </w:t>
       </w:r>
       <w:proofErr w:type="spellStart"/>
       <w:r>
         <w:rPr>
           <w:rFonts w:ascii="Times New Roman" w:hAnsi="Times New Roman" w:cs="Times New Roman"/>
-          <w:b/>
-          <w:bCs/>
           <w:sz w:val="24"/>
           <w:szCs w:val="24"/>
         </w:rPr>
@@ -3617,28 +3524,24 @@
         <w:jc w:val="both"/>
         <w:rPr>
           <w:rFonts w:ascii="Times New Roman" w:hAnsi="Times New Roman" w:cs="Times New Roman"/>
+          <w:sz w:val="24"/>
+          <w:szCs w:val="24"/>
+        </w:rPr>
+      </w:pPr>
+      <w:r>
+        <w:rPr>
+          <w:rFonts w:ascii="Times New Roman" w:hAnsi="Times New Roman" w:cs="Times New Roman"/>
           <w:b/>
           <w:bCs/>
           <w:sz w:val="24"/>
           <w:szCs w:val="24"/>
         </w:rPr>
-      </w:pPr>
-      <w:r>
-        <w:rPr>
-          <w:rFonts w:ascii="Times New Roman" w:hAnsi="Times New Roman" w:cs="Times New Roman"/>
-          <w:b/>
-          <w:bCs/>
-          <w:sz w:val="24"/>
-          <w:szCs w:val="24"/>
-        </w:rPr>
         <w:t xml:space="preserve">Big Idea: </w:t>
       </w:r>
       <w:proofErr w:type="spellStart"/>
       <w:r>
         <w:rPr>
           <w:rFonts w:ascii="Times New Roman" w:hAnsi="Times New Roman" w:cs="Times New Roman"/>
-          <w:b/>
-          <w:bCs/>
           <w:sz w:val="24"/>
           <w:szCs w:val="24"/>
         </w:rPr>
@@ -3648,8 +3551,6 @@
       <w:r>
         <w:rPr>
           <w:rFonts w:ascii="Times New Roman" w:hAnsi="Times New Roman" w:cs="Times New Roman"/>
-          <w:b/>
-          <w:bCs/>
           <w:sz w:val="24"/>
           <w:szCs w:val="24"/>
         </w:rPr>
@@ -3659,8 +3560,6 @@
       <w:r>
         <w:rPr>
           <w:rFonts w:ascii="Times New Roman" w:hAnsi="Times New Roman" w:cs="Times New Roman"/>
-          <w:b/>
-          <w:bCs/>
           <w:sz w:val="24"/>
           <w:szCs w:val="24"/>
         </w:rPr>
@@ -3670,8 +3569,6 @@
       <w:r>
         <w:rPr>
           <w:rFonts w:ascii="Times New Roman" w:hAnsi="Times New Roman" w:cs="Times New Roman"/>
-          <w:b/>
-          <w:bCs/>
           <w:sz w:val="24"/>
           <w:szCs w:val="24"/>
         </w:rPr>
@@ -3681,8 +3578,6 @@
       <w:r>
         <w:rPr>
           <w:rFonts w:ascii="Times New Roman" w:hAnsi="Times New Roman" w:cs="Times New Roman"/>
-          <w:b/>
-          <w:bCs/>
           <w:sz w:val="24"/>
           <w:szCs w:val="24"/>
         </w:rPr>
@@ -3692,8 +3587,6 @@
       <w:r>
         <w:rPr>
           <w:rFonts w:ascii="Times New Roman" w:hAnsi="Times New Roman" w:cs="Times New Roman"/>
-          <w:b/>
-          <w:bCs/>
           <w:sz w:val="24"/>
           <w:szCs w:val="24"/>
         </w:rPr>
@@ -3703,8 +3596,6 @@
       <w:r>
         <w:rPr>
           <w:rFonts w:ascii="Times New Roman" w:hAnsi="Times New Roman" w:cs="Times New Roman"/>
-          <w:b/>
-          <w:bCs/>
           <w:sz w:val="24"/>
           <w:szCs w:val="24"/>
         </w:rPr>
@@ -3714,8 +3605,6 @@
       <w:r>
         <w:rPr>
           <w:rFonts w:ascii="Times New Roman" w:hAnsi="Times New Roman" w:cs="Times New Roman"/>
-          <w:b/>
-          <w:bCs/>
           <w:sz w:val="24"/>
           <w:szCs w:val="24"/>
         </w:rPr>
@@ -3725,8 +3614,6 @@
       <w:r>
         <w:rPr>
           <w:rFonts w:ascii="Times New Roman" w:hAnsi="Times New Roman" w:cs="Times New Roman"/>
-          <w:b/>
-          <w:bCs/>
           <w:sz w:val="24"/>
           <w:szCs w:val="24"/>
         </w:rPr>
@@ -3736,8 +3623,6 @@
       <w:r>
         <w:rPr>
           <w:rFonts w:ascii="Times New Roman" w:hAnsi="Times New Roman" w:cs="Times New Roman"/>
-          <w:b/>
-          <w:bCs/>
           <w:sz w:val="24"/>
           <w:szCs w:val="24"/>
         </w:rPr>
@@ -3747,8 +3632,6 @@
       <w:r>
         <w:rPr>
           <w:rFonts w:ascii="Times New Roman" w:hAnsi="Times New Roman" w:cs="Times New Roman"/>
-          <w:b/>
-          <w:bCs/>
           <w:sz w:val="24"/>
           <w:szCs w:val="24"/>
         </w:rPr>
@@ -3758,8 +3641,6 @@
       <w:r>
         <w:rPr>
           <w:rFonts w:ascii="Times New Roman" w:hAnsi="Times New Roman" w:cs="Times New Roman"/>
-          <w:b/>
-          <w:bCs/>
           <w:sz w:val="24"/>
           <w:szCs w:val="24"/>
         </w:rPr>
@@ -3769,8 +3650,6 @@
       <w:r>
         <w:rPr>
           <w:rFonts w:ascii="Times New Roman" w:hAnsi="Times New Roman" w:cs="Times New Roman"/>
-          <w:b/>
-          <w:bCs/>
           <w:sz w:val="24"/>
           <w:szCs w:val="24"/>
         </w:rPr>
@@ -3780,8 +3659,6 @@
       <w:r>
         <w:rPr>
           <w:rFonts w:ascii="Times New Roman" w:hAnsi="Times New Roman" w:cs="Times New Roman"/>
-          <w:b/>
-          <w:bCs/>
           <w:sz w:val="24"/>
           <w:szCs w:val="24"/>
         </w:rPr>
@@ -3791,8 +3668,6 @@
       <w:r>
         <w:rPr>
           <w:rFonts w:ascii="Times New Roman" w:hAnsi="Times New Roman" w:cs="Times New Roman"/>
-          <w:b/>
-          <w:bCs/>
           <w:sz w:val="24"/>
           <w:szCs w:val="24"/>
         </w:rPr>
@@ -3802,8 +3677,6 @@
       <w:r>
         <w:rPr>
           <w:rFonts w:ascii="Times New Roman" w:hAnsi="Times New Roman" w:cs="Times New Roman"/>
-          <w:b/>
-          <w:bCs/>
           <w:sz w:val="24"/>
           <w:szCs w:val="24"/>
         </w:rPr>
@@ -3813,8 +3686,6 @@
       <w:r>
         <w:rPr>
           <w:rFonts w:ascii="Times New Roman" w:hAnsi="Times New Roman" w:cs="Times New Roman"/>
-          <w:b/>
-          <w:bCs/>
           <w:sz w:val="24"/>
           <w:szCs w:val="24"/>
         </w:rPr>
@@ -3824,8 +3695,6 @@
       <w:r>
         <w:rPr>
           <w:rFonts w:ascii="Times New Roman" w:hAnsi="Times New Roman" w:cs="Times New Roman"/>
-          <w:b/>
-          <w:bCs/>
           <w:sz w:val="24"/>
           <w:szCs w:val="24"/>
         </w:rPr>
@@ -3835,8 +3704,6 @@
       <w:r>
         <w:rPr>
           <w:rFonts w:ascii="Times New Roman" w:hAnsi="Times New Roman" w:cs="Times New Roman"/>
-          <w:b/>
-          <w:bCs/>
           <w:sz w:val="24"/>
           <w:szCs w:val="24"/>
         </w:rPr>
@@ -3846,8 +3713,6 @@
       <w:r>
         <w:rPr>
           <w:rFonts w:ascii="Times New Roman" w:hAnsi="Times New Roman" w:cs="Times New Roman"/>
-          <w:b/>
-          <w:bCs/>
           <w:sz w:val="24"/>
           <w:szCs w:val="24"/>
         </w:rPr>
@@ -4808,15 +4673,7 @@
                 <w:sz w:val="24"/>
                 <w:szCs w:val="24"/>
               </w:rPr>
-              <w:t>“</w:t>
-            </w:r>
-            <w:r>
-              <w:rPr>
-                <w:rFonts w:ascii="Times New Roman" w:hAnsi="Times New Roman" w:cs="Times New Roman"/>
-                <w:sz w:val="24"/>
-                <w:szCs w:val="24"/>
-              </w:rPr>
-              <w:t>Halo? Eh</w:t>
+              <w:t>“Halo? Eh</w:t>
             </w:r>
             <w:r>
               <w:rPr>
@@ -4850,15 +4707,7 @@
                 <w:sz w:val="24"/>
                 <w:szCs w:val="24"/>
               </w:rPr>
-              <w:t>.</w:t>
-            </w:r>
-            <w:r>
-              <w:rPr>
-                <w:rFonts w:ascii="Times New Roman" w:hAnsi="Times New Roman" w:cs="Times New Roman"/>
-                <w:sz w:val="24"/>
-                <w:szCs w:val="24"/>
-              </w:rPr>
-              <w:t>”</w:t>
+              <w:t>.”</w:t>
             </w:r>
           </w:p>
         </w:tc>
@@ -7172,6 +7021,2322 @@
         </w:rPr>
       </w:pPr>
     </w:p>
+    <w:p>
+      <w:pPr>
+        <w:spacing w:after="0" w:line="276" w:lineRule="auto"/>
+        <w:jc w:val="both"/>
+        <w:rPr>
+          <w:rFonts w:ascii="Times New Roman" w:hAnsi="Times New Roman" w:cs="Times New Roman"/>
+          <w:b/>
+          <w:bCs/>
+          <w:sz w:val="24"/>
+          <w:szCs w:val="24"/>
+        </w:rPr>
+      </w:pPr>
+      <w:r>
+        <w:rPr>
+          <w:rFonts w:ascii="Times New Roman" w:hAnsi="Times New Roman" w:cs="Times New Roman"/>
+          <w:b/>
+          <w:bCs/>
+          <w:sz w:val="24"/>
+          <w:szCs w:val="24"/>
+          <w:highlight w:val="green"/>
+        </w:rPr>
+        <w:t>CONTENT CREATOR/ENDORSEMENT</w:t>
+      </w:r>
+    </w:p>
+    <w:p>
+      <w:pPr>
+        <w:spacing w:after="0" w:line="276" w:lineRule="auto"/>
+        <w:jc w:val="both"/>
+        <w:rPr>
+          <w:rFonts w:ascii="Times New Roman" w:hAnsi="Times New Roman" w:cs="Times New Roman"/>
+          <w:b/>
+          <w:bCs/>
+          <w:sz w:val="24"/>
+          <w:szCs w:val="24"/>
+        </w:rPr>
+      </w:pPr>
+      <w:proofErr w:type="spellStart"/>
+      <w:r>
+        <w:rPr>
+          <w:rFonts w:ascii="Times New Roman" w:hAnsi="Times New Roman" w:cs="Times New Roman"/>
+          <w:b/>
+          <w:bCs/>
+          <w:sz w:val="24"/>
+          <w:szCs w:val="24"/>
+        </w:rPr>
+        <w:t>Klien</w:t>
+      </w:r>
+      <w:proofErr w:type="spellEnd"/>
+      <w:r>
+        <w:rPr>
+          <w:rFonts w:ascii="Times New Roman" w:hAnsi="Times New Roman" w:cs="Times New Roman"/>
+          <w:b/>
+          <w:bCs/>
+          <w:sz w:val="24"/>
+          <w:szCs w:val="24"/>
+        </w:rPr>
+        <w:t xml:space="preserve">: </w:t>
+      </w:r>
+      <w:r>
+        <w:rPr>
+          <w:rFonts w:ascii="Times New Roman" w:hAnsi="Times New Roman" w:cs="Times New Roman"/>
+          <w:sz w:val="24"/>
+          <w:szCs w:val="24"/>
+        </w:rPr>
+        <w:t>Sparkly Tumbler (</w:t>
+      </w:r>
+      <w:proofErr w:type="spellStart"/>
+      <w:r>
+        <w:rPr>
+          <w:rFonts w:ascii="Times New Roman" w:hAnsi="Times New Roman" w:cs="Times New Roman"/>
+          <w:sz w:val="24"/>
+          <w:szCs w:val="24"/>
+        </w:rPr>
+        <w:t>Fiktif</w:t>
+      </w:r>
+      <w:proofErr w:type="spellEnd"/>
+      <w:r>
+        <w:rPr>
+          <w:rFonts w:ascii="Times New Roman" w:hAnsi="Times New Roman" w:cs="Times New Roman"/>
+          <w:sz w:val="24"/>
+          <w:szCs w:val="24"/>
+        </w:rPr>
+        <w:t>)</w:t>
+      </w:r>
+    </w:p>
+    <w:p>
+      <w:pPr>
+        <w:spacing w:after="0" w:line="276" w:lineRule="auto"/>
+        <w:jc w:val="both"/>
+        <w:rPr>
+          <w:rFonts w:ascii="Times New Roman" w:hAnsi="Times New Roman" w:cs="Times New Roman"/>
+          <w:b/>
+          <w:bCs/>
+          <w:sz w:val="24"/>
+          <w:szCs w:val="24"/>
+        </w:rPr>
+      </w:pPr>
+      <w:proofErr w:type="spellStart"/>
+      <w:r>
+        <w:rPr>
+          <w:rFonts w:ascii="Times New Roman" w:hAnsi="Times New Roman" w:cs="Times New Roman"/>
+          <w:b/>
+          <w:bCs/>
+          <w:sz w:val="24"/>
+          <w:szCs w:val="24"/>
+        </w:rPr>
+        <w:t>Kategori</w:t>
+      </w:r>
+      <w:proofErr w:type="spellEnd"/>
+      <w:r>
+        <w:rPr>
+          <w:rFonts w:ascii="Times New Roman" w:hAnsi="Times New Roman" w:cs="Times New Roman"/>
+          <w:b/>
+          <w:bCs/>
+          <w:sz w:val="24"/>
+          <w:szCs w:val="24"/>
+        </w:rPr>
+        <w:t xml:space="preserve">: </w:t>
+      </w:r>
+      <w:r>
+        <w:rPr>
+          <w:rFonts w:ascii="Times New Roman" w:hAnsi="Times New Roman" w:cs="Times New Roman"/>
+          <w:sz w:val="24"/>
+          <w:szCs w:val="24"/>
+        </w:rPr>
+        <w:t>Insulated Sports Tumbler</w:t>
+      </w:r>
+    </w:p>
+    <w:p>
+      <w:pPr>
+        <w:spacing w:after="0" w:line="276" w:lineRule="auto"/>
+        <w:jc w:val="both"/>
+        <w:rPr>
+          <w:rFonts w:ascii="Times New Roman" w:hAnsi="Times New Roman" w:cs="Times New Roman"/>
+          <w:b/>
+          <w:bCs/>
+          <w:sz w:val="24"/>
+          <w:szCs w:val="24"/>
+        </w:rPr>
+      </w:pPr>
+      <w:proofErr w:type="spellStart"/>
+      <w:r>
+        <w:rPr>
+          <w:rFonts w:ascii="Times New Roman" w:hAnsi="Times New Roman" w:cs="Times New Roman"/>
+          <w:b/>
+          <w:bCs/>
+          <w:sz w:val="24"/>
+          <w:szCs w:val="24"/>
+        </w:rPr>
+        <w:t>Durasi</w:t>
+      </w:r>
+      <w:proofErr w:type="spellEnd"/>
+      <w:r>
+        <w:rPr>
+          <w:rFonts w:ascii="Times New Roman" w:hAnsi="Times New Roman" w:cs="Times New Roman"/>
+          <w:b/>
+          <w:bCs/>
+          <w:sz w:val="24"/>
+          <w:szCs w:val="24"/>
+        </w:rPr>
+        <w:t xml:space="preserve">: </w:t>
+      </w:r>
+      <w:r>
+        <w:rPr>
+          <w:rFonts w:ascii="Times New Roman" w:hAnsi="Times New Roman" w:cs="Times New Roman"/>
+          <w:sz w:val="24"/>
+          <w:szCs w:val="24"/>
+        </w:rPr>
+        <w:t>30</w:t>
+      </w:r>
+      <w:r>
+        <w:rPr>
+          <w:rFonts w:ascii="Times New Roman" w:hAnsi="Times New Roman" w:cs="Times New Roman"/>
+          <w:sz w:val="24"/>
+          <w:szCs w:val="24"/>
+        </w:rPr>
+        <w:t xml:space="preserve">-60 </w:t>
+      </w:r>
+      <w:proofErr w:type="spellStart"/>
+      <w:r>
+        <w:rPr>
+          <w:rFonts w:ascii="Times New Roman" w:hAnsi="Times New Roman" w:cs="Times New Roman"/>
+          <w:sz w:val="24"/>
+          <w:szCs w:val="24"/>
+        </w:rPr>
+        <w:t>Detik</w:t>
+      </w:r>
+      <w:proofErr w:type="spellEnd"/>
+    </w:p>
+    <w:p>
+      <w:pPr>
+        <w:rPr>
+          <w:rFonts w:ascii="Times New Roman" w:hAnsi="Times New Roman" w:cs="Times New Roman"/>
+          <w:sz w:val="24"/>
+          <w:szCs w:val="24"/>
+        </w:rPr>
+      </w:pPr>
+      <w:r>
+        <w:rPr>
+          <w:rFonts w:ascii="Times New Roman" w:hAnsi="Times New Roman" w:cs="Times New Roman"/>
+          <w:b/>
+          <w:bCs/>
+          <w:sz w:val="24"/>
+          <w:szCs w:val="24"/>
+        </w:rPr>
+        <w:t xml:space="preserve">Big Idea: </w:t>
+      </w:r>
+      <w:r>
+        <w:rPr>
+          <w:rFonts w:ascii="Times New Roman" w:hAnsi="Times New Roman" w:cs="Times New Roman"/>
+          <w:sz w:val="24"/>
+          <w:szCs w:val="24"/>
+        </w:rPr>
+        <w:t xml:space="preserve">Sparkly </w:t>
+      </w:r>
+      <w:proofErr w:type="spellStart"/>
+      <w:r>
+        <w:rPr>
+          <w:rFonts w:ascii="Times New Roman" w:hAnsi="Times New Roman" w:cs="Times New Roman"/>
+          <w:sz w:val="24"/>
+          <w:szCs w:val="24"/>
+        </w:rPr>
+        <w:t>hadir</w:t>
+      </w:r>
+      <w:proofErr w:type="spellEnd"/>
+      <w:r>
+        <w:rPr>
+          <w:rFonts w:ascii="Times New Roman" w:hAnsi="Times New Roman" w:cs="Times New Roman"/>
+          <w:sz w:val="24"/>
+          <w:szCs w:val="24"/>
+        </w:rPr>
+        <w:t xml:space="preserve"> </w:t>
+      </w:r>
+      <w:proofErr w:type="spellStart"/>
+      <w:r>
+        <w:rPr>
+          <w:rFonts w:ascii="Times New Roman" w:hAnsi="Times New Roman" w:cs="Times New Roman"/>
+          <w:sz w:val="24"/>
+          <w:szCs w:val="24"/>
+        </w:rPr>
+        <w:t>sebagai</w:t>
+      </w:r>
+      <w:proofErr w:type="spellEnd"/>
+      <w:r>
+        <w:rPr>
+          <w:rFonts w:ascii="Times New Roman" w:hAnsi="Times New Roman" w:cs="Times New Roman"/>
+          <w:sz w:val="24"/>
+          <w:szCs w:val="24"/>
+        </w:rPr>
+        <w:t xml:space="preserve"> partner </w:t>
+      </w:r>
+      <w:proofErr w:type="spellStart"/>
+      <w:r>
+        <w:rPr>
+          <w:rFonts w:ascii="Times New Roman" w:hAnsi="Times New Roman" w:cs="Times New Roman"/>
+          <w:sz w:val="24"/>
+          <w:szCs w:val="24"/>
+        </w:rPr>
+        <w:t>hidrasi</w:t>
+      </w:r>
+      <w:proofErr w:type="spellEnd"/>
+      <w:r>
+        <w:rPr>
+          <w:rFonts w:ascii="Times New Roman" w:hAnsi="Times New Roman" w:cs="Times New Roman"/>
+          <w:sz w:val="24"/>
+          <w:szCs w:val="24"/>
+        </w:rPr>
+        <w:t xml:space="preserve"> yang </w:t>
+      </w:r>
+      <w:r>
+        <w:rPr>
+          <w:rFonts w:ascii="Times New Roman" w:hAnsi="Times New Roman" w:cs="Times New Roman"/>
+          <w:sz w:val="24"/>
+          <w:szCs w:val="24"/>
+        </w:rPr>
+        <w:t>se-</w:t>
+      </w:r>
+      <w:proofErr w:type="spellStart"/>
+      <w:r>
+        <w:rPr>
+          <w:rFonts w:ascii="Times New Roman" w:hAnsi="Times New Roman" w:cs="Times New Roman"/>
+          <w:sz w:val="24"/>
+          <w:szCs w:val="24"/>
+        </w:rPr>
+        <w:t>serius</w:t>
+      </w:r>
+      <w:proofErr w:type="spellEnd"/>
+      <w:r>
+        <w:rPr>
+          <w:rFonts w:ascii="Times New Roman" w:hAnsi="Times New Roman" w:cs="Times New Roman"/>
+          <w:sz w:val="24"/>
+          <w:szCs w:val="24"/>
+        </w:rPr>
+        <w:t xml:space="preserve"> </w:t>
+      </w:r>
+      <w:proofErr w:type="spellStart"/>
+      <w:r>
+        <w:rPr>
+          <w:rFonts w:ascii="Times New Roman" w:hAnsi="Times New Roman" w:cs="Times New Roman"/>
+          <w:sz w:val="24"/>
+          <w:szCs w:val="24"/>
+        </w:rPr>
+        <w:t>semangat</w:t>
+      </w:r>
+      <w:proofErr w:type="spellEnd"/>
+      <w:r>
+        <w:rPr>
+          <w:rFonts w:ascii="Times New Roman" w:hAnsi="Times New Roman" w:cs="Times New Roman"/>
+          <w:sz w:val="24"/>
+          <w:szCs w:val="24"/>
+        </w:rPr>
+        <w:t xml:space="preserve"> </w:t>
+      </w:r>
+      <w:proofErr w:type="spellStart"/>
+      <w:r>
+        <w:rPr>
+          <w:rFonts w:ascii="Times New Roman" w:hAnsi="Times New Roman" w:cs="Times New Roman"/>
+          <w:sz w:val="24"/>
+          <w:szCs w:val="24"/>
+        </w:rPr>
+        <w:t>mainmu</w:t>
+      </w:r>
+      <w:proofErr w:type="spellEnd"/>
+      <w:r>
+        <w:rPr>
+          <w:rFonts w:ascii="Times New Roman" w:hAnsi="Times New Roman" w:cs="Times New Roman"/>
+          <w:sz w:val="24"/>
+          <w:szCs w:val="24"/>
+        </w:rPr>
+        <w:t xml:space="preserve"> di </w:t>
+      </w:r>
+      <w:proofErr w:type="spellStart"/>
+      <w:r>
+        <w:rPr>
+          <w:rFonts w:ascii="Times New Roman" w:hAnsi="Times New Roman" w:cs="Times New Roman"/>
+          <w:sz w:val="24"/>
+          <w:szCs w:val="24"/>
+        </w:rPr>
+        <w:t>lapangan</w:t>
+      </w:r>
+      <w:proofErr w:type="spellEnd"/>
+      <w:r>
+        <w:rPr>
+          <w:rFonts w:ascii="Times New Roman" w:hAnsi="Times New Roman" w:cs="Times New Roman"/>
+          <w:sz w:val="24"/>
+          <w:szCs w:val="24"/>
+        </w:rPr>
+        <w:t>.</w:t>
+      </w:r>
+    </w:p>
+    <w:tbl>
+      <w:tblPr>
+        <w:tblStyle w:val="TableGrid"/>
+        <w:tblW w:w="0" w:type="auto"/>
+        <w:tblLook w:val="04A0" w:firstRow="1" w:lastRow="0" w:firstColumn="1" w:lastColumn="0" w:noHBand="0" w:noVBand="1"/>
+      </w:tblPr>
+      <w:tblGrid>
+        <w:gridCol w:w="4508"/>
+        <w:gridCol w:w="4508"/>
+      </w:tblGrid>
+      <w:tr>
+        <w:tc>
+          <w:tcPr>
+            <w:tcW w:w="4508" w:type="dxa"/>
+          </w:tcPr>
+          <w:p>
+            <w:pPr>
+              <w:rPr>
+                <w:rFonts w:ascii="Times New Roman" w:hAnsi="Times New Roman" w:cs="Times New Roman"/>
+                <w:b/>
+                <w:bCs/>
+                <w:sz w:val="24"/>
+                <w:szCs w:val="24"/>
+                <w:highlight w:val="yellow"/>
+              </w:rPr>
+            </w:pPr>
+            <w:r>
+              <w:rPr>
+                <w:rFonts w:ascii="Times New Roman" w:hAnsi="Times New Roman" w:cs="Times New Roman"/>
+                <w:b/>
+                <w:bCs/>
+                <w:sz w:val="24"/>
+                <w:szCs w:val="24"/>
+                <w:highlight w:val="yellow"/>
+              </w:rPr>
+              <w:t>#VISUAL</w:t>
+            </w:r>
+          </w:p>
+        </w:tc>
+        <w:tc>
+          <w:tcPr>
+            <w:tcW w:w="4508" w:type="dxa"/>
+          </w:tcPr>
+          <w:p>
+            <w:pPr>
+              <w:rPr>
+                <w:rFonts w:ascii="Times New Roman" w:hAnsi="Times New Roman" w:cs="Times New Roman"/>
+                <w:b/>
+                <w:bCs/>
+                <w:sz w:val="24"/>
+                <w:szCs w:val="24"/>
+                <w:highlight w:val="yellow"/>
+              </w:rPr>
+            </w:pPr>
+            <w:r>
+              <w:rPr>
+                <w:rFonts w:ascii="Times New Roman" w:hAnsi="Times New Roman" w:cs="Times New Roman"/>
+                <w:b/>
+                <w:bCs/>
+                <w:sz w:val="24"/>
+                <w:szCs w:val="24"/>
+                <w:highlight w:val="yellow"/>
+              </w:rPr>
+              <w:t>#AUDIO</w:t>
+            </w:r>
+          </w:p>
+        </w:tc>
+      </w:tr>
+      <w:tr>
+        <w:tc>
+          <w:tcPr>
+            <w:tcW w:w="4508" w:type="dxa"/>
+          </w:tcPr>
+          <w:p>
+            <w:pPr>
+              <w:jc w:val="both"/>
+              <w:rPr>
+                <w:rFonts w:ascii="Times New Roman" w:hAnsi="Times New Roman" w:cs="Times New Roman"/>
+                <w:sz w:val="24"/>
+                <w:szCs w:val="24"/>
+              </w:rPr>
+            </w:pPr>
+            <w:r>
+              <w:rPr>
+                <w:rFonts w:ascii="Times New Roman" w:hAnsi="Times New Roman" w:cs="Times New Roman"/>
+                <w:sz w:val="24"/>
+                <w:szCs w:val="24"/>
+              </w:rPr>
+              <w:t>1. Opening hook:</w:t>
+            </w:r>
+            <w:r>
+              <w:rPr>
+                <w:rFonts w:ascii="Times New Roman" w:hAnsi="Times New Roman" w:cs="Times New Roman"/>
+                <w:sz w:val="24"/>
+                <w:szCs w:val="24"/>
+              </w:rPr>
+              <w:t xml:space="preserve"> creator </w:t>
+            </w:r>
+            <w:proofErr w:type="spellStart"/>
+            <w:r>
+              <w:rPr>
+                <w:rFonts w:ascii="Times New Roman" w:hAnsi="Times New Roman" w:cs="Times New Roman"/>
+                <w:sz w:val="24"/>
+                <w:szCs w:val="24"/>
+              </w:rPr>
+              <w:t>lagi</w:t>
+            </w:r>
+            <w:proofErr w:type="spellEnd"/>
+            <w:r>
+              <w:rPr>
+                <w:rFonts w:ascii="Times New Roman" w:hAnsi="Times New Roman" w:cs="Times New Roman"/>
+                <w:sz w:val="24"/>
+                <w:szCs w:val="24"/>
+              </w:rPr>
+              <w:t xml:space="preserve"> </w:t>
+            </w:r>
+            <w:proofErr w:type="spellStart"/>
+            <w:r>
+              <w:rPr>
+                <w:rFonts w:ascii="Times New Roman" w:hAnsi="Times New Roman" w:cs="Times New Roman"/>
+                <w:sz w:val="24"/>
+                <w:szCs w:val="24"/>
+              </w:rPr>
+              <w:t>pemanasan</w:t>
+            </w:r>
+            <w:proofErr w:type="spellEnd"/>
+            <w:r>
+              <w:rPr>
+                <w:rFonts w:ascii="Times New Roman" w:hAnsi="Times New Roman" w:cs="Times New Roman"/>
+                <w:sz w:val="24"/>
+                <w:szCs w:val="24"/>
+              </w:rPr>
+              <w:t xml:space="preserve"> di </w:t>
+            </w:r>
+            <w:proofErr w:type="spellStart"/>
+            <w:r>
+              <w:rPr>
+                <w:rFonts w:ascii="Times New Roman" w:hAnsi="Times New Roman" w:cs="Times New Roman"/>
+                <w:sz w:val="24"/>
+                <w:szCs w:val="24"/>
+              </w:rPr>
+              <w:t>pinggir</w:t>
+            </w:r>
+            <w:proofErr w:type="spellEnd"/>
+            <w:r>
+              <w:rPr>
+                <w:rFonts w:ascii="Times New Roman" w:hAnsi="Times New Roman" w:cs="Times New Roman"/>
+                <w:sz w:val="24"/>
+                <w:szCs w:val="24"/>
+              </w:rPr>
+              <w:t xml:space="preserve"> </w:t>
+            </w:r>
+            <w:proofErr w:type="spellStart"/>
+            <w:r>
+              <w:rPr>
+                <w:rFonts w:ascii="Times New Roman" w:hAnsi="Times New Roman" w:cs="Times New Roman"/>
+                <w:sz w:val="24"/>
+                <w:szCs w:val="24"/>
+              </w:rPr>
+              <w:t>lapangan</w:t>
+            </w:r>
+            <w:proofErr w:type="spellEnd"/>
+            <w:r>
+              <w:rPr>
+                <w:rFonts w:ascii="Times New Roman" w:hAnsi="Times New Roman" w:cs="Times New Roman"/>
+                <w:sz w:val="24"/>
+                <w:szCs w:val="24"/>
+              </w:rPr>
+              <w:t xml:space="preserve"> </w:t>
+            </w:r>
+            <w:proofErr w:type="spellStart"/>
+            <w:r>
+              <w:rPr>
+                <w:rFonts w:ascii="Times New Roman" w:hAnsi="Times New Roman" w:cs="Times New Roman"/>
+                <w:sz w:val="24"/>
+                <w:szCs w:val="24"/>
+              </w:rPr>
+              <w:t>padel</w:t>
+            </w:r>
+            <w:proofErr w:type="spellEnd"/>
+            <w:r>
+              <w:rPr>
+                <w:rFonts w:ascii="Times New Roman" w:hAnsi="Times New Roman" w:cs="Times New Roman"/>
+                <w:sz w:val="24"/>
+                <w:szCs w:val="24"/>
+              </w:rPr>
+              <w:t xml:space="preserve">, </w:t>
+            </w:r>
+            <w:r>
+              <w:rPr>
+                <w:rFonts w:ascii="Times New Roman" w:hAnsi="Times New Roman" w:cs="Times New Roman"/>
+                <w:sz w:val="24"/>
+                <w:szCs w:val="24"/>
+              </w:rPr>
+              <w:t xml:space="preserve">outfit </w:t>
+            </w:r>
+            <w:proofErr w:type="spellStart"/>
+            <w:r>
+              <w:rPr>
+                <w:rFonts w:ascii="Times New Roman" w:hAnsi="Times New Roman" w:cs="Times New Roman"/>
+                <w:sz w:val="24"/>
+                <w:szCs w:val="24"/>
+              </w:rPr>
+              <w:t>padel</w:t>
+            </w:r>
+            <w:proofErr w:type="spellEnd"/>
+            <w:r>
+              <w:rPr>
+                <w:rFonts w:ascii="Times New Roman" w:hAnsi="Times New Roman" w:cs="Times New Roman"/>
+                <w:sz w:val="24"/>
+                <w:szCs w:val="24"/>
+              </w:rPr>
+              <w:t xml:space="preserve"> </w:t>
+            </w:r>
+            <w:r>
+              <w:rPr>
+                <w:rFonts w:ascii="Times New Roman" w:hAnsi="Times New Roman" w:cs="Times New Roman"/>
+                <w:sz w:val="24"/>
+                <w:szCs w:val="24"/>
+              </w:rPr>
+              <w:t xml:space="preserve">matching, tumbler di </w:t>
+            </w:r>
+            <w:proofErr w:type="spellStart"/>
+            <w:r>
+              <w:rPr>
+                <w:rFonts w:ascii="Times New Roman" w:hAnsi="Times New Roman" w:cs="Times New Roman"/>
+                <w:sz w:val="24"/>
+                <w:szCs w:val="24"/>
+              </w:rPr>
+              <w:t>tangan</w:t>
+            </w:r>
+            <w:proofErr w:type="spellEnd"/>
+            <w:r>
+              <w:rPr>
+                <w:rFonts w:ascii="Times New Roman" w:hAnsi="Times New Roman" w:cs="Times New Roman"/>
+                <w:sz w:val="24"/>
+                <w:szCs w:val="24"/>
+              </w:rPr>
+              <w:t xml:space="preserve">, </w:t>
+            </w:r>
+            <w:proofErr w:type="spellStart"/>
+            <w:r>
+              <w:rPr>
+                <w:rFonts w:ascii="Times New Roman" w:hAnsi="Times New Roman" w:cs="Times New Roman"/>
+                <w:sz w:val="24"/>
+                <w:szCs w:val="24"/>
+              </w:rPr>
+              <w:t>belum</w:t>
+            </w:r>
+            <w:proofErr w:type="spellEnd"/>
+            <w:r>
+              <w:rPr>
+                <w:rFonts w:ascii="Times New Roman" w:hAnsi="Times New Roman" w:cs="Times New Roman"/>
+                <w:sz w:val="24"/>
+                <w:szCs w:val="24"/>
+              </w:rPr>
+              <w:t xml:space="preserve"> </w:t>
+            </w:r>
+            <w:proofErr w:type="spellStart"/>
+            <w:r>
+              <w:rPr>
+                <w:rFonts w:ascii="Times New Roman" w:hAnsi="Times New Roman" w:cs="Times New Roman"/>
+                <w:sz w:val="24"/>
+                <w:szCs w:val="24"/>
+              </w:rPr>
+              <w:t>keringetan</w:t>
+            </w:r>
+            <w:proofErr w:type="spellEnd"/>
+            <w:r>
+              <w:rPr>
+                <w:rFonts w:ascii="Times New Roman" w:hAnsi="Times New Roman" w:cs="Times New Roman"/>
+                <w:sz w:val="24"/>
+                <w:szCs w:val="24"/>
+              </w:rPr>
+              <w:t>.</w:t>
+            </w:r>
+            <w:r>
+              <w:rPr>
+                <w:rFonts w:ascii="Times New Roman" w:hAnsi="Times New Roman" w:cs="Times New Roman"/>
+                <w:sz w:val="24"/>
+                <w:szCs w:val="24"/>
+              </w:rPr>
+              <w:t xml:space="preserve"> Masih on point!</w:t>
+            </w:r>
+          </w:p>
+        </w:tc>
+        <w:tc>
+          <w:tcPr>
+            <w:tcW w:w="4508" w:type="dxa"/>
+          </w:tcPr>
+          <w:p>
+            <w:pPr>
+              <w:rPr>
+                <w:rFonts w:ascii="Times New Roman" w:hAnsi="Times New Roman" w:cs="Times New Roman"/>
+                <w:sz w:val="24"/>
+                <w:szCs w:val="24"/>
+              </w:rPr>
+            </w:pPr>
+            <w:proofErr w:type="spellStart"/>
+            <w:r>
+              <w:rPr>
+                <w:rFonts w:ascii="Times New Roman" w:hAnsi="Times New Roman" w:cs="Times New Roman"/>
+                <w:sz w:val="24"/>
+                <w:szCs w:val="24"/>
+              </w:rPr>
+              <w:t>Kreator</w:t>
+            </w:r>
+            <w:proofErr w:type="spellEnd"/>
+            <w:r>
+              <w:rPr>
+                <w:rFonts w:ascii="Times New Roman" w:hAnsi="Times New Roman" w:cs="Times New Roman"/>
+                <w:sz w:val="24"/>
+                <w:szCs w:val="24"/>
+              </w:rPr>
+              <w:t>: “</w:t>
+            </w:r>
+            <w:proofErr w:type="spellStart"/>
+            <w:r>
+              <w:rPr>
+                <w:rFonts w:ascii="Times New Roman" w:hAnsi="Times New Roman" w:cs="Times New Roman"/>
+                <w:sz w:val="24"/>
+                <w:szCs w:val="24"/>
+              </w:rPr>
+              <w:t>Sebelum</w:t>
+            </w:r>
+            <w:proofErr w:type="spellEnd"/>
+            <w:r>
+              <w:rPr>
+                <w:rFonts w:ascii="Times New Roman" w:hAnsi="Times New Roman" w:cs="Times New Roman"/>
+                <w:sz w:val="24"/>
+                <w:szCs w:val="24"/>
+              </w:rPr>
+              <w:t xml:space="preserve"> mode </w:t>
+            </w:r>
+            <w:proofErr w:type="spellStart"/>
+            <w:r>
+              <w:rPr>
+                <w:rFonts w:ascii="Times New Roman" w:hAnsi="Times New Roman" w:cs="Times New Roman"/>
+                <w:sz w:val="24"/>
+                <w:szCs w:val="24"/>
+              </w:rPr>
+              <w:t>serius</w:t>
+            </w:r>
+            <w:proofErr w:type="spellEnd"/>
+            <w:r>
+              <w:rPr>
+                <w:rFonts w:ascii="Times New Roman" w:hAnsi="Times New Roman" w:cs="Times New Roman"/>
+                <w:sz w:val="24"/>
+                <w:szCs w:val="24"/>
+              </w:rPr>
+              <w:t xml:space="preserve"> </w:t>
+            </w:r>
+            <w:proofErr w:type="spellStart"/>
+            <w:r>
+              <w:rPr>
+                <w:rFonts w:ascii="Times New Roman" w:hAnsi="Times New Roman" w:cs="Times New Roman"/>
+                <w:sz w:val="24"/>
+                <w:szCs w:val="24"/>
+              </w:rPr>
+              <w:t>dimulai</w:t>
+            </w:r>
+            <w:proofErr w:type="spellEnd"/>
+            <w:r>
+              <w:rPr>
+                <w:rFonts w:ascii="Times New Roman" w:hAnsi="Times New Roman" w:cs="Times New Roman"/>
+                <w:sz w:val="24"/>
+                <w:szCs w:val="24"/>
+              </w:rPr>
+              <w:t xml:space="preserve">, </w:t>
+            </w:r>
+            <w:proofErr w:type="spellStart"/>
+            <w:r>
+              <w:rPr>
+                <w:rFonts w:ascii="Times New Roman" w:hAnsi="Times New Roman" w:cs="Times New Roman"/>
+                <w:sz w:val="24"/>
+                <w:szCs w:val="24"/>
+              </w:rPr>
+              <w:t>ada</w:t>
+            </w:r>
+            <w:proofErr w:type="spellEnd"/>
+            <w:r>
+              <w:rPr>
+                <w:rFonts w:ascii="Times New Roman" w:hAnsi="Times New Roman" w:cs="Times New Roman"/>
+                <w:sz w:val="24"/>
+                <w:szCs w:val="24"/>
+              </w:rPr>
+              <w:t xml:space="preserve"> </w:t>
+            </w:r>
+            <w:proofErr w:type="spellStart"/>
+            <w:r>
+              <w:rPr>
+                <w:rFonts w:ascii="Times New Roman" w:hAnsi="Times New Roman" w:cs="Times New Roman"/>
+                <w:sz w:val="24"/>
+                <w:szCs w:val="24"/>
+              </w:rPr>
+              <w:t>satu</w:t>
+            </w:r>
+            <w:proofErr w:type="spellEnd"/>
+            <w:r>
+              <w:rPr>
+                <w:rFonts w:ascii="Times New Roman" w:hAnsi="Times New Roman" w:cs="Times New Roman"/>
+                <w:sz w:val="24"/>
+                <w:szCs w:val="24"/>
+              </w:rPr>
+              <w:t xml:space="preserve"> </w:t>
+            </w:r>
+            <w:proofErr w:type="spellStart"/>
+            <w:r>
+              <w:rPr>
+                <w:rFonts w:ascii="Times New Roman" w:hAnsi="Times New Roman" w:cs="Times New Roman"/>
+                <w:sz w:val="24"/>
+                <w:szCs w:val="24"/>
+              </w:rPr>
+              <w:t>hal</w:t>
+            </w:r>
+            <w:proofErr w:type="spellEnd"/>
+            <w:r>
+              <w:rPr>
+                <w:rFonts w:ascii="Times New Roman" w:hAnsi="Times New Roman" w:cs="Times New Roman"/>
+                <w:sz w:val="24"/>
+                <w:szCs w:val="24"/>
+              </w:rPr>
+              <w:t xml:space="preserve"> </w:t>
+            </w:r>
+            <w:proofErr w:type="spellStart"/>
+            <w:r>
+              <w:rPr>
+                <w:rFonts w:ascii="Times New Roman" w:hAnsi="Times New Roman" w:cs="Times New Roman"/>
+                <w:sz w:val="24"/>
+                <w:szCs w:val="24"/>
+              </w:rPr>
+              <w:t>penting</w:t>
+            </w:r>
+            <w:proofErr w:type="spellEnd"/>
+            <w:r>
+              <w:rPr>
+                <w:rFonts w:ascii="Times New Roman" w:hAnsi="Times New Roman" w:cs="Times New Roman"/>
+                <w:sz w:val="24"/>
+                <w:szCs w:val="24"/>
+              </w:rPr>
+              <w:t xml:space="preserve"> yang </w:t>
+            </w:r>
+            <w:proofErr w:type="spellStart"/>
+            <w:r>
+              <w:rPr>
+                <w:rFonts w:ascii="Times New Roman" w:hAnsi="Times New Roman" w:cs="Times New Roman"/>
+                <w:sz w:val="24"/>
+                <w:szCs w:val="24"/>
+              </w:rPr>
+              <w:t>enggak</w:t>
+            </w:r>
+            <w:proofErr w:type="spellEnd"/>
+            <w:r>
+              <w:rPr>
+                <w:rFonts w:ascii="Times New Roman" w:hAnsi="Times New Roman" w:cs="Times New Roman"/>
+                <w:sz w:val="24"/>
+                <w:szCs w:val="24"/>
+              </w:rPr>
+              <w:t xml:space="preserve"> </w:t>
+            </w:r>
+            <w:proofErr w:type="spellStart"/>
+            <w:r>
+              <w:rPr>
+                <w:rFonts w:ascii="Times New Roman" w:hAnsi="Times New Roman" w:cs="Times New Roman"/>
+                <w:sz w:val="24"/>
+                <w:szCs w:val="24"/>
+              </w:rPr>
+              <w:t>boleh</w:t>
+            </w:r>
+            <w:proofErr w:type="spellEnd"/>
+            <w:r>
+              <w:rPr>
+                <w:rFonts w:ascii="Times New Roman" w:hAnsi="Times New Roman" w:cs="Times New Roman"/>
+                <w:sz w:val="24"/>
+                <w:szCs w:val="24"/>
+              </w:rPr>
+              <w:t xml:space="preserve"> </w:t>
+            </w:r>
+            <w:proofErr w:type="spellStart"/>
+            <w:r>
+              <w:rPr>
+                <w:rFonts w:ascii="Times New Roman" w:hAnsi="Times New Roman" w:cs="Times New Roman"/>
+                <w:sz w:val="24"/>
+                <w:szCs w:val="24"/>
+              </w:rPr>
+              <w:t>ketinggalan</w:t>
+            </w:r>
+            <w:proofErr w:type="spellEnd"/>
+            <w:r>
+              <w:t xml:space="preserve"> </w:t>
+            </w:r>
+            <w:r>
+              <w:rPr>
+                <w:rFonts w:ascii="Times New Roman" w:hAnsi="Times New Roman" w:cs="Times New Roman"/>
+                <w:sz w:val="24"/>
+                <w:szCs w:val="24"/>
+              </w:rPr>
+              <w:t>—</w:t>
+            </w:r>
+            <w:r>
+              <w:rPr>
+                <w:rFonts w:ascii="Times New Roman" w:hAnsi="Times New Roman" w:cs="Times New Roman"/>
+                <w:sz w:val="24"/>
+                <w:szCs w:val="24"/>
+              </w:rPr>
+              <w:t>”</w:t>
+            </w:r>
+          </w:p>
+        </w:tc>
+      </w:tr>
+      <w:tr>
+        <w:tc>
+          <w:tcPr>
+            <w:tcW w:w="4508" w:type="dxa"/>
+          </w:tcPr>
+          <w:p>
+            <w:pPr>
+              <w:jc w:val="both"/>
+              <w:rPr>
+                <w:rFonts w:ascii="Times New Roman" w:hAnsi="Times New Roman" w:cs="Times New Roman"/>
+                <w:sz w:val="24"/>
+                <w:szCs w:val="24"/>
+              </w:rPr>
+            </w:pPr>
+            <w:r>
+              <w:rPr>
+                <w:rFonts w:ascii="Times New Roman" w:hAnsi="Times New Roman" w:cs="Times New Roman"/>
+                <w:sz w:val="24"/>
+                <w:szCs w:val="24"/>
+              </w:rPr>
+              <w:t xml:space="preserve">2. </w:t>
+            </w:r>
+            <w:proofErr w:type="spellStart"/>
+            <w:r>
+              <w:rPr>
+                <w:rFonts w:ascii="Times New Roman" w:hAnsi="Times New Roman" w:cs="Times New Roman"/>
+                <w:sz w:val="24"/>
+                <w:szCs w:val="24"/>
+              </w:rPr>
+              <w:t>Ia</w:t>
+            </w:r>
+            <w:proofErr w:type="spellEnd"/>
+            <w:r>
+              <w:rPr>
+                <w:rFonts w:ascii="Times New Roman" w:hAnsi="Times New Roman" w:cs="Times New Roman"/>
+                <w:sz w:val="24"/>
+                <w:szCs w:val="24"/>
+              </w:rPr>
+              <w:t xml:space="preserve"> </w:t>
+            </w:r>
+            <w:proofErr w:type="spellStart"/>
+            <w:r>
+              <w:rPr>
+                <w:rFonts w:ascii="Times New Roman" w:hAnsi="Times New Roman" w:cs="Times New Roman"/>
+                <w:sz w:val="24"/>
+                <w:szCs w:val="24"/>
+              </w:rPr>
+              <w:t>mengambil</w:t>
+            </w:r>
+            <w:proofErr w:type="spellEnd"/>
+            <w:r>
+              <w:rPr>
+                <w:rFonts w:ascii="Times New Roman" w:hAnsi="Times New Roman" w:cs="Times New Roman"/>
+                <w:sz w:val="24"/>
+                <w:szCs w:val="24"/>
+              </w:rPr>
+              <w:t xml:space="preserve"> Sparkly </w:t>
+            </w:r>
+            <w:proofErr w:type="spellStart"/>
+            <w:r>
+              <w:rPr>
+                <w:rFonts w:ascii="Times New Roman" w:hAnsi="Times New Roman" w:cs="Times New Roman"/>
+                <w:sz w:val="24"/>
+                <w:szCs w:val="24"/>
+              </w:rPr>
+              <w:t>dari</w:t>
+            </w:r>
+            <w:proofErr w:type="spellEnd"/>
+            <w:r>
+              <w:rPr>
+                <w:rFonts w:ascii="Times New Roman" w:hAnsi="Times New Roman" w:cs="Times New Roman"/>
+                <w:sz w:val="24"/>
+                <w:szCs w:val="24"/>
+              </w:rPr>
+              <w:t xml:space="preserve"> </w:t>
+            </w:r>
+            <w:proofErr w:type="spellStart"/>
+            <w:r>
+              <w:rPr>
+                <w:rFonts w:ascii="Times New Roman" w:hAnsi="Times New Roman" w:cs="Times New Roman"/>
+                <w:sz w:val="24"/>
+                <w:szCs w:val="24"/>
+              </w:rPr>
+              <w:t>tas</w:t>
+            </w:r>
+            <w:proofErr w:type="spellEnd"/>
+            <w:r>
+              <w:rPr>
+                <w:rFonts w:ascii="Times New Roman" w:hAnsi="Times New Roman" w:cs="Times New Roman"/>
+                <w:sz w:val="24"/>
+                <w:szCs w:val="24"/>
+              </w:rPr>
+              <w:t xml:space="preserve"> </w:t>
+            </w:r>
+            <w:proofErr w:type="spellStart"/>
+            <w:r>
+              <w:rPr>
+                <w:rFonts w:ascii="Times New Roman" w:hAnsi="Times New Roman" w:cs="Times New Roman"/>
+                <w:sz w:val="24"/>
+                <w:szCs w:val="24"/>
+              </w:rPr>
+              <w:t>raket</w:t>
+            </w:r>
+            <w:proofErr w:type="spellEnd"/>
+            <w:r>
+              <w:rPr>
+                <w:rFonts w:ascii="Times New Roman" w:hAnsi="Times New Roman" w:cs="Times New Roman"/>
+                <w:sz w:val="24"/>
+                <w:szCs w:val="24"/>
+              </w:rPr>
+              <w:t xml:space="preserve">, close-up </w:t>
+            </w:r>
+            <w:proofErr w:type="spellStart"/>
+            <w:r>
+              <w:rPr>
+                <w:rFonts w:ascii="Times New Roman" w:hAnsi="Times New Roman" w:cs="Times New Roman"/>
+                <w:sz w:val="24"/>
+                <w:szCs w:val="24"/>
+              </w:rPr>
+              <w:t>produk</w:t>
+            </w:r>
+            <w:proofErr w:type="spellEnd"/>
+            <w:r>
+              <w:rPr>
+                <w:rFonts w:ascii="Times New Roman" w:hAnsi="Times New Roman" w:cs="Times New Roman"/>
+                <w:sz w:val="24"/>
+                <w:szCs w:val="24"/>
+              </w:rPr>
+              <w:t xml:space="preserve"> </w:t>
+            </w:r>
+            <w:r>
+              <w:rPr>
+                <w:rFonts w:ascii="Times New Roman" w:hAnsi="Times New Roman" w:cs="Times New Roman"/>
+                <w:sz w:val="24"/>
+                <w:szCs w:val="24"/>
+              </w:rPr>
+              <w:t>—</w:t>
+            </w:r>
+            <w:r>
+              <w:rPr>
+                <w:rFonts w:ascii="Times New Roman" w:hAnsi="Times New Roman" w:cs="Times New Roman"/>
+                <w:sz w:val="24"/>
+                <w:szCs w:val="24"/>
+              </w:rPr>
+              <w:t xml:space="preserve"> </w:t>
+            </w:r>
+            <w:proofErr w:type="spellStart"/>
+            <w:r>
+              <w:rPr>
+                <w:rFonts w:ascii="Times New Roman" w:hAnsi="Times New Roman" w:cs="Times New Roman"/>
+                <w:sz w:val="24"/>
+                <w:szCs w:val="24"/>
+              </w:rPr>
+              <w:t>desain</w:t>
+            </w:r>
+            <w:proofErr w:type="spellEnd"/>
+            <w:r>
+              <w:rPr>
+                <w:rFonts w:ascii="Times New Roman" w:hAnsi="Times New Roman" w:cs="Times New Roman"/>
+                <w:sz w:val="24"/>
+                <w:szCs w:val="24"/>
+              </w:rPr>
+              <w:t xml:space="preserve">, </w:t>
+            </w:r>
+            <w:proofErr w:type="spellStart"/>
+            <w:r>
+              <w:rPr>
+                <w:rFonts w:ascii="Times New Roman" w:hAnsi="Times New Roman" w:cs="Times New Roman"/>
+                <w:sz w:val="24"/>
+                <w:szCs w:val="24"/>
+              </w:rPr>
+              <w:t>warna</w:t>
+            </w:r>
+            <w:proofErr w:type="spellEnd"/>
+            <w:r>
+              <w:rPr>
+                <w:rFonts w:ascii="Times New Roman" w:hAnsi="Times New Roman" w:cs="Times New Roman"/>
+                <w:sz w:val="24"/>
+                <w:szCs w:val="24"/>
+              </w:rPr>
+              <w:t xml:space="preserve"> pastel mint</w:t>
+            </w:r>
+            <w:r>
+              <w:rPr>
+                <w:rFonts w:ascii="Times New Roman" w:hAnsi="Times New Roman" w:cs="Times New Roman"/>
+                <w:sz w:val="24"/>
+                <w:szCs w:val="24"/>
+              </w:rPr>
+              <w:t xml:space="preserve">, dan logo </w:t>
+            </w:r>
+            <w:r>
+              <w:rPr>
+                <w:rFonts w:ascii="Times New Roman" w:hAnsi="Times New Roman" w:cs="Times New Roman"/>
+                <w:sz w:val="24"/>
+                <w:szCs w:val="24"/>
+              </w:rPr>
+              <w:t xml:space="preserve">Sparkly </w:t>
+            </w:r>
+            <w:r>
+              <w:rPr>
+                <w:rFonts w:ascii="Times New Roman" w:hAnsi="Times New Roman" w:cs="Times New Roman"/>
+                <w:sz w:val="24"/>
+                <w:szCs w:val="24"/>
+              </w:rPr>
+              <w:t xml:space="preserve">yang </w:t>
+            </w:r>
+            <w:proofErr w:type="spellStart"/>
+            <w:r>
+              <w:rPr>
+                <w:rFonts w:ascii="Times New Roman" w:hAnsi="Times New Roman" w:cs="Times New Roman"/>
+                <w:sz w:val="24"/>
+                <w:szCs w:val="24"/>
+              </w:rPr>
+              <w:t>terlihat</w:t>
+            </w:r>
+            <w:proofErr w:type="spellEnd"/>
+            <w:r>
+              <w:rPr>
+                <w:rFonts w:ascii="Times New Roman" w:hAnsi="Times New Roman" w:cs="Times New Roman"/>
+                <w:sz w:val="24"/>
+                <w:szCs w:val="24"/>
+              </w:rPr>
+              <w:t xml:space="preserve"> </w:t>
+            </w:r>
+            <w:proofErr w:type="spellStart"/>
+            <w:r>
+              <w:rPr>
+                <w:rFonts w:ascii="Times New Roman" w:hAnsi="Times New Roman" w:cs="Times New Roman"/>
+                <w:sz w:val="24"/>
+                <w:szCs w:val="24"/>
+              </w:rPr>
+              <w:t>jelas</w:t>
+            </w:r>
+            <w:proofErr w:type="spellEnd"/>
+            <w:r>
+              <w:rPr>
+                <w:rFonts w:ascii="Times New Roman" w:hAnsi="Times New Roman" w:cs="Times New Roman"/>
+                <w:sz w:val="24"/>
+                <w:szCs w:val="24"/>
+              </w:rPr>
+              <w:t xml:space="preserve"> dan catchy.</w:t>
+            </w:r>
+          </w:p>
+        </w:tc>
+        <w:tc>
+          <w:tcPr>
+            <w:tcW w:w="4508" w:type="dxa"/>
+          </w:tcPr>
+          <w:p>
+            <w:pPr>
+              <w:jc w:val="both"/>
+              <w:rPr>
+                <w:rFonts w:ascii="Times New Roman" w:hAnsi="Times New Roman" w:cs="Times New Roman"/>
+                <w:sz w:val="24"/>
+                <w:szCs w:val="24"/>
+              </w:rPr>
+            </w:pPr>
+            <w:r>
+              <w:rPr>
+                <w:rFonts w:ascii="Times New Roman" w:hAnsi="Times New Roman" w:cs="Times New Roman"/>
+                <w:sz w:val="24"/>
+                <w:szCs w:val="24"/>
+              </w:rPr>
+              <w:t xml:space="preserve">SFX: </w:t>
+            </w:r>
+            <w:proofErr w:type="spellStart"/>
+            <w:r>
+              <w:rPr>
+                <w:rFonts w:ascii="Times New Roman" w:hAnsi="Times New Roman" w:cs="Times New Roman"/>
+                <w:sz w:val="24"/>
+                <w:szCs w:val="24"/>
+              </w:rPr>
+              <w:t>Suara</w:t>
+            </w:r>
+            <w:proofErr w:type="spellEnd"/>
+            <w:r>
+              <w:rPr>
+                <w:rFonts w:ascii="Times New Roman" w:hAnsi="Times New Roman" w:cs="Times New Roman"/>
+                <w:sz w:val="24"/>
+                <w:szCs w:val="24"/>
+              </w:rPr>
+              <w:t xml:space="preserve"> </w:t>
+            </w:r>
+            <w:proofErr w:type="spellStart"/>
+            <w:r>
+              <w:rPr>
+                <w:rFonts w:ascii="Times New Roman" w:hAnsi="Times New Roman" w:cs="Times New Roman"/>
+                <w:sz w:val="24"/>
+                <w:szCs w:val="24"/>
+              </w:rPr>
+              <w:t>ramai</w:t>
+            </w:r>
+            <w:proofErr w:type="spellEnd"/>
+            <w:r>
+              <w:rPr>
+                <w:rFonts w:ascii="Times New Roman" w:hAnsi="Times New Roman" w:cs="Times New Roman"/>
+                <w:sz w:val="24"/>
+                <w:szCs w:val="24"/>
+              </w:rPr>
+              <w:t xml:space="preserve"> </w:t>
+            </w:r>
+            <w:proofErr w:type="spellStart"/>
+            <w:r>
+              <w:rPr>
+                <w:rFonts w:ascii="Times New Roman" w:hAnsi="Times New Roman" w:cs="Times New Roman"/>
+                <w:sz w:val="24"/>
+                <w:szCs w:val="24"/>
+              </w:rPr>
+              <w:t>lapangan</w:t>
+            </w:r>
+            <w:proofErr w:type="spellEnd"/>
+            <w:r>
+              <w:rPr>
+                <w:rFonts w:ascii="Times New Roman" w:hAnsi="Times New Roman" w:cs="Times New Roman"/>
+                <w:sz w:val="24"/>
+                <w:szCs w:val="24"/>
+              </w:rPr>
+              <w:t xml:space="preserve"> </w:t>
+            </w:r>
+            <w:proofErr w:type="spellStart"/>
+            <w:r>
+              <w:rPr>
+                <w:rFonts w:ascii="Times New Roman" w:hAnsi="Times New Roman" w:cs="Times New Roman"/>
+                <w:sz w:val="24"/>
+                <w:szCs w:val="24"/>
+              </w:rPr>
+              <w:t>padel</w:t>
+            </w:r>
+            <w:proofErr w:type="spellEnd"/>
+            <w:r>
+              <w:rPr>
+                <w:rFonts w:ascii="Times New Roman" w:hAnsi="Times New Roman" w:cs="Times New Roman"/>
+                <w:sz w:val="24"/>
+                <w:szCs w:val="24"/>
+              </w:rPr>
+              <w:t xml:space="preserve"> di background.</w:t>
+            </w:r>
+          </w:p>
+        </w:tc>
+      </w:tr>
+      <w:tr>
+        <w:tc>
+          <w:tcPr>
+            <w:tcW w:w="4508" w:type="dxa"/>
+          </w:tcPr>
+          <w:p>
+            <w:pPr>
+              <w:jc w:val="both"/>
+              <w:rPr>
+                <w:rFonts w:ascii="Times New Roman" w:hAnsi="Times New Roman" w:cs="Times New Roman"/>
+                <w:sz w:val="24"/>
+                <w:szCs w:val="24"/>
+              </w:rPr>
+            </w:pPr>
+            <w:r>
+              <w:rPr>
+                <w:rFonts w:ascii="Times New Roman" w:hAnsi="Times New Roman" w:cs="Times New Roman"/>
+                <w:sz w:val="24"/>
+                <w:szCs w:val="24"/>
+              </w:rPr>
+              <w:t xml:space="preserve">3. </w:t>
+            </w:r>
+            <w:proofErr w:type="spellStart"/>
+            <w:r>
+              <w:rPr>
+                <w:rFonts w:ascii="Times New Roman" w:hAnsi="Times New Roman" w:cs="Times New Roman"/>
+                <w:sz w:val="24"/>
+                <w:szCs w:val="24"/>
+              </w:rPr>
+              <w:t>Kreator</w:t>
+            </w:r>
+            <w:proofErr w:type="spellEnd"/>
+            <w:r>
+              <w:rPr>
+                <w:rFonts w:ascii="Times New Roman" w:hAnsi="Times New Roman" w:cs="Times New Roman"/>
+                <w:sz w:val="24"/>
+                <w:szCs w:val="24"/>
+              </w:rPr>
+              <w:t xml:space="preserve"> </w:t>
+            </w:r>
+            <w:proofErr w:type="spellStart"/>
+            <w:r>
+              <w:rPr>
+                <w:rFonts w:ascii="Times New Roman" w:hAnsi="Times New Roman" w:cs="Times New Roman"/>
+                <w:sz w:val="24"/>
+                <w:szCs w:val="24"/>
+              </w:rPr>
+              <w:t>minum</w:t>
+            </w:r>
+            <w:proofErr w:type="spellEnd"/>
+            <w:r>
+              <w:rPr>
+                <w:rFonts w:ascii="Times New Roman" w:hAnsi="Times New Roman" w:cs="Times New Roman"/>
+                <w:sz w:val="24"/>
+                <w:szCs w:val="24"/>
+              </w:rPr>
+              <w:t xml:space="preserve"> </w:t>
+            </w:r>
+            <w:proofErr w:type="spellStart"/>
+            <w:r>
+              <w:rPr>
+                <w:rFonts w:ascii="Times New Roman" w:hAnsi="Times New Roman" w:cs="Times New Roman"/>
+                <w:sz w:val="24"/>
+                <w:szCs w:val="24"/>
+              </w:rPr>
+              <w:t>langsung</w:t>
+            </w:r>
+            <w:proofErr w:type="spellEnd"/>
+            <w:r>
+              <w:rPr>
+                <w:rFonts w:ascii="Times New Roman" w:hAnsi="Times New Roman" w:cs="Times New Roman"/>
+                <w:sz w:val="24"/>
+                <w:szCs w:val="24"/>
+              </w:rPr>
+              <w:t xml:space="preserve">, </w:t>
+            </w:r>
+            <w:proofErr w:type="spellStart"/>
+            <w:r>
+              <w:rPr>
+                <w:rFonts w:ascii="Times New Roman" w:hAnsi="Times New Roman" w:cs="Times New Roman"/>
+                <w:sz w:val="24"/>
+                <w:szCs w:val="24"/>
+              </w:rPr>
+              <w:t>ekspresi</w:t>
+            </w:r>
+            <w:proofErr w:type="spellEnd"/>
+            <w:r>
+              <w:rPr>
+                <w:rFonts w:ascii="Times New Roman" w:hAnsi="Times New Roman" w:cs="Times New Roman"/>
+                <w:sz w:val="24"/>
+                <w:szCs w:val="24"/>
+              </w:rPr>
+              <w:t xml:space="preserve"> segar dan </w:t>
+            </w:r>
+            <w:proofErr w:type="spellStart"/>
+            <w:r>
+              <w:rPr>
+                <w:rFonts w:ascii="Times New Roman" w:hAnsi="Times New Roman" w:cs="Times New Roman"/>
+                <w:sz w:val="24"/>
+                <w:szCs w:val="24"/>
+              </w:rPr>
+              <w:t>puas</w:t>
+            </w:r>
+            <w:proofErr w:type="spellEnd"/>
+            <w:r>
+              <w:rPr>
+                <w:rFonts w:ascii="Times New Roman" w:hAnsi="Times New Roman" w:cs="Times New Roman"/>
+                <w:sz w:val="24"/>
+                <w:szCs w:val="24"/>
+              </w:rPr>
+              <w:t>.</w:t>
+            </w:r>
+          </w:p>
+        </w:tc>
+        <w:tc>
+          <w:tcPr>
+            <w:tcW w:w="4508" w:type="dxa"/>
+          </w:tcPr>
+          <w:p>
+            <w:pPr>
+              <w:jc w:val="both"/>
+              <w:rPr>
+                <w:rFonts w:ascii="Times New Roman" w:hAnsi="Times New Roman" w:cs="Times New Roman"/>
+                <w:sz w:val="24"/>
+                <w:szCs w:val="24"/>
+              </w:rPr>
+            </w:pPr>
+            <w:proofErr w:type="spellStart"/>
+            <w:r>
+              <w:rPr>
+                <w:rFonts w:ascii="Times New Roman" w:hAnsi="Times New Roman" w:cs="Times New Roman"/>
+                <w:sz w:val="24"/>
+                <w:szCs w:val="24"/>
+              </w:rPr>
+              <w:t>Kreator</w:t>
+            </w:r>
+            <w:proofErr w:type="spellEnd"/>
+            <w:r>
+              <w:rPr>
+                <w:rFonts w:ascii="Times New Roman" w:hAnsi="Times New Roman" w:cs="Times New Roman"/>
+                <w:sz w:val="24"/>
+                <w:szCs w:val="24"/>
+              </w:rPr>
+              <w:t>: “</w:t>
+            </w:r>
+            <w:proofErr w:type="spellStart"/>
+            <w:r>
+              <w:rPr>
+                <w:rFonts w:ascii="Times New Roman" w:hAnsi="Times New Roman" w:cs="Times New Roman"/>
+                <w:sz w:val="24"/>
+                <w:szCs w:val="24"/>
+              </w:rPr>
+              <w:t>Minuman</w:t>
+            </w:r>
+            <w:proofErr w:type="spellEnd"/>
+            <w:r>
+              <w:rPr>
+                <w:rFonts w:ascii="Times New Roman" w:hAnsi="Times New Roman" w:cs="Times New Roman"/>
+                <w:sz w:val="24"/>
+                <w:szCs w:val="24"/>
+              </w:rPr>
+              <w:t xml:space="preserve"> </w:t>
+            </w:r>
+            <w:proofErr w:type="spellStart"/>
+            <w:r>
+              <w:rPr>
+                <w:rFonts w:ascii="Times New Roman" w:hAnsi="Times New Roman" w:cs="Times New Roman"/>
+                <w:sz w:val="24"/>
+                <w:szCs w:val="24"/>
+              </w:rPr>
+              <w:t>kamu</w:t>
+            </w:r>
+            <w:proofErr w:type="spellEnd"/>
+            <w:r>
+              <w:rPr>
+                <w:rFonts w:ascii="Times New Roman" w:hAnsi="Times New Roman" w:cs="Times New Roman"/>
+                <w:sz w:val="24"/>
+                <w:szCs w:val="24"/>
+              </w:rPr>
+              <w:t xml:space="preserve"> </w:t>
+            </w:r>
+            <w:proofErr w:type="spellStart"/>
+            <w:r>
+              <w:rPr>
+                <w:rFonts w:ascii="Times New Roman" w:hAnsi="Times New Roman" w:cs="Times New Roman"/>
+                <w:sz w:val="24"/>
+                <w:szCs w:val="24"/>
+              </w:rPr>
+              <w:t>bakal</w:t>
+            </w:r>
+            <w:proofErr w:type="spellEnd"/>
+            <w:r>
+              <w:rPr>
+                <w:rFonts w:ascii="Times New Roman" w:hAnsi="Times New Roman" w:cs="Times New Roman"/>
+                <w:sz w:val="24"/>
+                <w:szCs w:val="24"/>
+              </w:rPr>
+              <w:t xml:space="preserve"> stay </w:t>
+            </w:r>
+            <w:proofErr w:type="spellStart"/>
+            <w:r>
+              <w:rPr>
+                <w:rFonts w:ascii="Times New Roman" w:hAnsi="Times New Roman" w:cs="Times New Roman"/>
+                <w:sz w:val="24"/>
+                <w:szCs w:val="24"/>
+              </w:rPr>
+              <w:t>dingin</w:t>
+            </w:r>
+            <w:proofErr w:type="spellEnd"/>
+            <w:r>
+              <w:rPr>
+                <w:rFonts w:ascii="Times New Roman" w:hAnsi="Times New Roman" w:cs="Times New Roman"/>
+                <w:sz w:val="24"/>
+                <w:szCs w:val="24"/>
+              </w:rPr>
+              <w:t xml:space="preserve">, </w:t>
+            </w:r>
+            <w:proofErr w:type="spellStart"/>
+            <w:r>
+              <w:rPr>
+                <w:rFonts w:ascii="Times New Roman" w:hAnsi="Times New Roman" w:cs="Times New Roman"/>
+                <w:sz w:val="24"/>
+                <w:szCs w:val="24"/>
+              </w:rPr>
+              <w:t>dari</w:t>
+            </w:r>
+            <w:proofErr w:type="spellEnd"/>
+            <w:r>
+              <w:rPr>
+                <w:rFonts w:ascii="Times New Roman" w:hAnsi="Times New Roman" w:cs="Times New Roman"/>
+                <w:sz w:val="24"/>
+                <w:szCs w:val="24"/>
+              </w:rPr>
+              <w:t xml:space="preserve"> set </w:t>
+            </w:r>
+            <w:proofErr w:type="spellStart"/>
+            <w:r>
+              <w:rPr>
+                <w:rFonts w:ascii="Times New Roman" w:hAnsi="Times New Roman" w:cs="Times New Roman"/>
+                <w:sz w:val="24"/>
+                <w:szCs w:val="24"/>
+              </w:rPr>
+              <w:t>pertama</w:t>
+            </w:r>
+            <w:proofErr w:type="spellEnd"/>
+            <w:r>
+              <w:rPr>
+                <w:rFonts w:ascii="Times New Roman" w:hAnsi="Times New Roman" w:cs="Times New Roman"/>
+                <w:sz w:val="24"/>
+                <w:szCs w:val="24"/>
+              </w:rPr>
+              <w:t xml:space="preserve"> </w:t>
+            </w:r>
+            <w:proofErr w:type="spellStart"/>
+            <w:r>
+              <w:rPr>
+                <w:rFonts w:ascii="Times New Roman" w:hAnsi="Times New Roman" w:cs="Times New Roman"/>
+                <w:sz w:val="24"/>
+                <w:szCs w:val="24"/>
+              </w:rPr>
+              <w:t>sampai</w:t>
+            </w:r>
+            <w:proofErr w:type="spellEnd"/>
+            <w:r>
+              <w:rPr>
+                <w:rFonts w:ascii="Times New Roman" w:hAnsi="Times New Roman" w:cs="Times New Roman"/>
+                <w:sz w:val="24"/>
+                <w:szCs w:val="24"/>
+              </w:rPr>
+              <w:t xml:space="preserve"> set </w:t>
+            </w:r>
+            <w:proofErr w:type="spellStart"/>
+            <w:r>
+              <w:rPr>
+                <w:rFonts w:ascii="Times New Roman" w:hAnsi="Times New Roman" w:cs="Times New Roman"/>
+                <w:sz w:val="24"/>
+                <w:szCs w:val="24"/>
+              </w:rPr>
+              <w:t>terakhir</w:t>
+            </w:r>
+            <w:proofErr w:type="spellEnd"/>
+            <w:r>
+              <w:rPr>
+                <w:rFonts w:ascii="Times New Roman" w:hAnsi="Times New Roman" w:cs="Times New Roman"/>
+                <w:sz w:val="24"/>
+                <w:szCs w:val="24"/>
+              </w:rPr>
+              <w:t xml:space="preserve">, </w:t>
+            </w:r>
+            <w:proofErr w:type="spellStart"/>
+            <w:r>
+              <w:rPr>
+                <w:rFonts w:ascii="Times New Roman" w:hAnsi="Times New Roman" w:cs="Times New Roman"/>
+                <w:sz w:val="24"/>
+                <w:szCs w:val="24"/>
+              </w:rPr>
+              <w:t>asli</w:t>
+            </w:r>
+            <w:proofErr w:type="spellEnd"/>
+            <w:r>
+              <w:rPr>
+                <w:rFonts w:ascii="Times New Roman" w:hAnsi="Times New Roman" w:cs="Times New Roman"/>
+                <w:sz w:val="24"/>
+                <w:szCs w:val="24"/>
+              </w:rPr>
+              <w:t xml:space="preserve"> </w:t>
+            </w:r>
+            <w:proofErr w:type="spellStart"/>
+            <w:r>
+              <w:rPr>
+                <w:rFonts w:ascii="Times New Roman" w:hAnsi="Times New Roman" w:cs="Times New Roman"/>
+                <w:sz w:val="24"/>
+                <w:szCs w:val="24"/>
+              </w:rPr>
+              <w:t>deh</w:t>
+            </w:r>
+            <w:proofErr w:type="spellEnd"/>
+            <w:r>
+              <w:rPr>
+                <w:rFonts w:ascii="Times New Roman" w:hAnsi="Times New Roman" w:cs="Times New Roman"/>
+                <w:sz w:val="24"/>
+                <w:szCs w:val="24"/>
+              </w:rPr>
+              <w:t>.”</w:t>
+            </w:r>
+          </w:p>
+        </w:tc>
+      </w:tr>
+      <w:tr>
+        <w:tc>
+          <w:tcPr>
+            <w:tcW w:w="4508" w:type="dxa"/>
+          </w:tcPr>
+          <w:p>
+            <w:pPr>
+              <w:jc w:val="both"/>
+              <w:rPr>
+                <w:rFonts w:ascii="Times New Roman" w:hAnsi="Times New Roman" w:cs="Times New Roman"/>
+                <w:sz w:val="24"/>
+                <w:szCs w:val="24"/>
+              </w:rPr>
+            </w:pPr>
+            <w:r>
+              <w:rPr>
+                <w:rFonts w:ascii="Times New Roman" w:hAnsi="Times New Roman" w:cs="Times New Roman"/>
+                <w:sz w:val="24"/>
+                <w:szCs w:val="24"/>
+              </w:rPr>
+              <w:lastRenderedPageBreak/>
+              <w:t xml:space="preserve">4. Cut to: </w:t>
+            </w:r>
+            <w:proofErr w:type="spellStart"/>
+            <w:r>
+              <w:rPr>
+                <w:rFonts w:ascii="Times New Roman" w:hAnsi="Times New Roman" w:cs="Times New Roman"/>
+                <w:sz w:val="24"/>
+                <w:szCs w:val="24"/>
+              </w:rPr>
+              <w:t>momen</w:t>
+            </w:r>
+            <w:proofErr w:type="spellEnd"/>
+            <w:r>
+              <w:rPr>
+                <w:rFonts w:ascii="Times New Roman" w:hAnsi="Times New Roman" w:cs="Times New Roman"/>
+                <w:sz w:val="24"/>
+                <w:szCs w:val="24"/>
+              </w:rPr>
+              <w:t xml:space="preserve"> rally </w:t>
+            </w:r>
+            <w:proofErr w:type="spellStart"/>
+            <w:r>
+              <w:rPr>
+                <w:rFonts w:ascii="Times New Roman" w:hAnsi="Times New Roman" w:cs="Times New Roman"/>
+                <w:sz w:val="24"/>
+                <w:szCs w:val="24"/>
+              </w:rPr>
+              <w:t>sengit</w:t>
+            </w:r>
+            <w:proofErr w:type="spellEnd"/>
+            <w:r>
+              <w:rPr>
+                <w:rFonts w:ascii="Times New Roman" w:hAnsi="Times New Roman" w:cs="Times New Roman"/>
+                <w:sz w:val="24"/>
+                <w:szCs w:val="24"/>
+              </w:rPr>
+              <w:t xml:space="preserve"> di </w:t>
+            </w:r>
+            <w:proofErr w:type="spellStart"/>
+            <w:r>
+              <w:rPr>
+                <w:rFonts w:ascii="Times New Roman" w:hAnsi="Times New Roman" w:cs="Times New Roman"/>
+                <w:sz w:val="24"/>
+                <w:szCs w:val="24"/>
+              </w:rPr>
+              <w:t>lapangan</w:t>
+            </w:r>
+            <w:proofErr w:type="spellEnd"/>
+            <w:r>
+              <w:rPr>
+                <w:rFonts w:ascii="Times New Roman" w:hAnsi="Times New Roman" w:cs="Times New Roman"/>
+                <w:sz w:val="24"/>
+                <w:szCs w:val="24"/>
+              </w:rPr>
+              <w:t xml:space="preserve">, </w:t>
+            </w:r>
+            <w:r>
+              <w:rPr>
+                <w:rFonts w:ascii="Times New Roman" w:hAnsi="Times New Roman" w:cs="Times New Roman"/>
+                <w:sz w:val="24"/>
+                <w:szCs w:val="24"/>
+              </w:rPr>
+              <w:t>Sparkly</w:t>
+            </w:r>
+            <w:r>
+              <w:rPr>
+                <w:rFonts w:ascii="Times New Roman" w:hAnsi="Times New Roman" w:cs="Times New Roman"/>
+                <w:sz w:val="24"/>
+                <w:szCs w:val="24"/>
+              </w:rPr>
+              <w:t xml:space="preserve"> </w:t>
+            </w:r>
+            <w:proofErr w:type="spellStart"/>
+            <w:r>
+              <w:rPr>
+                <w:rFonts w:ascii="Times New Roman" w:hAnsi="Times New Roman" w:cs="Times New Roman"/>
+                <w:sz w:val="24"/>
+                <w:szCs w:val="24"/>
+              </w:rPr>
+              <w:t>terlihat</w:t>
+            </w:r>
+            <w:proofErr w:type="spellEnd"/>
+            <w:r>
+              <w:rPr>
+                <w:rFonts w:ascii="Times New Roman" w:hAnsi="Times New Roman" w:cs="Times New Roman"/>
+                <w:sz w:val="24"/>
+                <w:szCs w:val="24"/>
+              </w:rPr>
+              <w:t xml:space="preserve"> </w:t>
+            </w:r>
+            <w:r>
+              <w:rPr>
+                <w:rFonts w:ascii="Times New Roman" w:hAnsi="Times New Roman" w:cs="Times New Roman"/>
+                <w:sz w:val="24"/>
+                <w:szCs w:val="24"/>
+              </w:rPr>
+              <w:t xml:space="preserve">stand-by </w:t>
+            </w:r>
+            <w:r>
+              <w:rPr>
+                <w:rFonts w:ascii="Times New Roman" w:hAnsi="Times New Roman" w:cs="Times New Roman"/>
+                <w:sz w:val="24"/>
+                <w:szCs w:val="24"/>
+              </w:rPr>
+              <w:t xml:space="preserve">di </w:t>
+            </w:r>
+            <w:proofErr w:type="spellStart"/>
+            <w:r>
+              <w:rPr>
+                <w:rFonts w:ascii="Times New Roman" w:hAnsi="Times New Roman" w:cs="Times New Roman"/>
+                <w:sz w:val="24"/>
+                <w:szCs w:val="24"/>
+              </w:rPr>
+              <w:t>pinggir</w:t>
+            </w:r>
+            <w:proofErr w:type="spellEnd"/>
+            <w:r>
+              <w:rPr>
+                <w:rFonts w:ascii="Times New Roman" w:hAnsi="Times New Roman" w:cs="Times New Roman"/>
+                <w:sz w:val="24"/>
+                <w:szCs w:val="24"/>
+              </w:rPr>
+              <w:t xml:space="preserve"> garis </w:t>
+            </w:r>
+            <w:proofErr w:type="spellStart"/>
+            <w:r>
+              <w:rPr>
+                <w:rFonts w:ascii="Times New Roman" w:hAnsi="Times New Roman" w:cs="Times New Roman"/>
+                <w:sz w:val="24"/>
+                <w:szCs w:val="24"/>
+              </w:rPr>
+              <w:t>lapangan</w:t>
+            </w:r>
+            <w:proofErr w:type="spellEnd"/>
+            <w:r>
+              <w:rPr>
+                <w:rFonts w:ascii="Times New Roman" w:hAnsi="Times New Roman" w:cs="Times New Roman"/>
+                <w:sz w:val="24"/>
+                <w:szCs w:val="24"/>
+              </w:rPr>
+              <w:t>.</w:t>
+            </w:r>
+          </w:p>
+        </w:tc>
+        <w:tc>
+          <w:tcPr>
+            <w:tcW w:w="4508" w:type="dxa"/>
+          </w:tcPr>
+          <w:p>
+            <w:pPr>
+              <w:jc w:val="both"/>
+              <w:rPr>
+                <w:rFonts w:ascii="Times New Roman" w:hAnsi="Times New Roman" w:cs="Times New Roman"/>
+                <w:sz w:val="24"/>
+                <w:szCs w:val="24"/>
+              </w:rPr>
+            </w:pPr>
+            <w:proofErr w:type="spellStart"/>
+            <w:r>
+              <w:rPr>
+                <w:rFonts w:ascii="Times New Roman" w:hAnsi="Times New Roman" w:cs="Times New Roman"/>
+                <w:sz w:val="24"/>
+                <w:szCs w:val="24"/>
+              </w:rPr>
+              <w:t>Musik</w:t>
+            </w:r>
+            <w:proofErr w:type="spellEnd"/>
+            <w:r>
+              <w:rPr>
+                <w:rFonts w:ascii="Times New Roman" w:hAnsi="Times New Roman" w:cs="Times New Roman"/>
+                <w:sz w:val="24"/>
+                <w:szCs w:val="24"/>
+              </w:rPr>
+              <w:t xml:space="preserve">: Upbeat, </w:t>
+            </w:r>
+            <w:proofErr w:type="spellStart"/>
+            <w:r>
+              <w:rPr>
+                <w:rFonts w:ascii="Times New Roman" w:hAnsi="Times New Roman" w:cs="Times New Roman"/>
+                <w:sz w:val="24"/>
+                <w:szCs w:val="24"/>
+              </w:rPr>
+              <w:t>energik</w:t>
+            </w:r>
+            <w:proofErr w:type="spellEnd"/>
+            <w:r>
+              <w:rPr>
+                <w:rFonts w:ascii="Times New Roman" w:hAnsi="Times New Roman" w:cs="Times New Roman"/>
+                <w:sz w:val="24"/>
+                <w:szCs w:val="24"/>
+              </w:rPr>
+              <w:t>.</w:t>
+            </w:r>
+          </w:p>
+        </w:tc>
+      </w:tr>
+      <w:tr>
+        <w:tc>
+          <w:tcPr>
+            <w:tcW w:w="4508" w:type="dxa"/>
+          </w:tcPr>
+          <w:p>
+            <w:pPr>
+              <w:jc w:val="both"/>
+              <w:rPr>
+                <w:rFonts w:ascii="Times New Roman" w:hAnsi="Times New Roman" w:cs="Times New Roman"/>
+                <w:sz w:val="24"/>
+                <w:szCs w:val="24"/>
+              </w:rPr>
+            </w:pPr>
+            <w:r>
+              <w:rPr>
+                <w:rFonts w:ascii="Times New Roman" w:hAnsi="Times New Roman" w:cs="Times New Roman"/>
+                <w:sz w:val="24"/>
+                <w:szCs w:val="24"/>
+              </w:rPr>
+              <w:t xml:space="preserve">5. </w:t>
+            </w:r>
+            <w:proofErr w:type="spellStart"/>
+            <w:r>
+              <w:rPr>
+                <w:rFonts w:ascii="Times New Roman" w:hAnsi="Times New Roman" w:cs="Times New Roman"/>
+                <w:sz w:val="24"/>
+                <w:szCs w:val="24"/>
+              </w:rPr>
+              <w:t>Selesai</w:t>
+            </w:r>
+            <w:proofErr w:type="spellEnd"/>
+            <w:r>
+              <w:rPr>
+                <w:rFonts w:ascii="Times New Roman" w:hAnsi="Times New Roman" w:cs="Times New Roman"/>
+                <w:sz w:val="24"/>
+                <w:szCs w:val="24"/>
+              </w:rPr>
+              <w:t xml:space="preserve"> rally, creator Kembali </w:t>
+            </w:r>
+            <w:proofErr w:type="spellStart"/>
+            <w:r>
+              <w:rPr>
+                <w:rFonts w:ascii="Times New Roman" w:hAnsi="Times New Roman" w:cs="Times New Roman"/>
+                <w:sz w:val="24"/>
+                <w:szCs w:val="24"/>
+              </w:rPr>
+              <w:t>ke</w:t>
+            </w:r>
+            <w:proofErr w:type="spellEnd"/>
+            <w:r>
+              <w:rPr>
+                <w:rFonts w:ascii="Times New Roman" w:hAnsi="Times New Roman" w:cs="Times New Roman"/>
+                <w:sz w:val="24"/>
+                <w:szCs w:val="24"/>
+              </w:rPr>
+              <w:t xml:space="preserve"> tumbler, </w:t>
+            </w:r>
+            <w:proofErr w:type="spellStart"/>
+            <w:r>
+              <w:rPr>
+                <w:rFonts w:ascii="Times New Roman" w:hAnsi="Times New Roman" w:cs="Times New Roman"/>
+                <w:sz w:val="24"/>
+                <w:szCs w:val="24"/>
+              </w:rPr>
+              <w:t>minum</w:t>
+            </w:r>
+            <w:proofErr w:type="spellEnd"/>
+            <w:r>
+              <w:rPr>
+                <w:rFonts w:ascii="Times New Roman" w:hAnsi="Times New Roman" w:cs="Times New Roman"/>
+                <w:sz w:val="24"/>
+                <w:szCs w:val="24"/>
+              </w:rPr>
+              <w:t xml:space="preserve"> </w:t>
+            </w:r>
+            <w:proofErr w:type="spellStart"/>
+            <w:r>
+              <w:rPr>
+                <w:rFonts w:ascii="Times New Roman" w:hAnsi="Times New Roman" w:cs="Times New Roman"/>
+                <w:sz w:val="24"/>
+                <w:szCs w:val="24"/>
+              </w:rPr>
+              <w:t>lagi</w:t>
+            </w:r>
+            <w:proofErr w:type="spellEnd"/>
+            <w:r>
+              <w:rPr>
+                <w:rFonts w:ascii="Times New Roman" w:hAnsi="Times New Roman" w:cs="Times New Roman"/>
+                <w:sz w:val="24"/>
+                <w:szCs w:val="24"/>
+              </w:rPr>
+              <w:t xml:space="preserve"> </w:t>
+            </w:r>
+            <w:r>
+              <w:rPr>
+                <w:rFonts w:ascii="Times New Roman" w:hAnsi="Times New Roman" w:cs="Times New Roman"/>
+                <w:sz w:val="24"/>
+                <w:szCs w:val="24"/>
+              </w:rPr>
+              <w:t>—</w:t>
+            </w:r>
+            <w:r>
+              <w:rPr>
+                <w:rFonts w:ascii="Times New Roman" w:hAnsi="Times New Roman" w:cs="Times New Roman"/>
+                <w:sz w:val="24"/>
+                <w:szCs w:val="24"/>
+              </w:rPr>
+              <w:t xml:space="preserve"> </w:t>
+            </w:r>
+            <w:proofErr w:type="spellStart"/>
+            <w:r>
+              <w:rPr>
+                <w:rFonts w:ascii="Times New Roman" w:hAnsi="Times New Roman" w:cs="Times New Roman"/>
+                <w:sz w:val="24"/>
+                <w:szCs w:val="24"/>
+              </w:rPr>
+              <w:t>ekspresi</w:t>
+            </w:r>
+            <w:proofErr w:type="spellEnd"/>
+            <w:r>
+              <w:rPr>
+                <w:rFonts w:ascii="Times New Roman" w:hAnsi="Times New Roman" w:cs="Times New Roman"/>
+                <w:sz w:val="24"/>
+                <w:szCs w:val="24"/>
+              </w:rPr>
+              <w:t xml:space="preserve"> </w:t>
+            </w:r>
+            <w:proofErr w:type="spellStart"/>
+            <w:r>
+              <w:rPr>
+                <w:rFonts w:ascii="Times New Roman" w:hAnsi="Times New Roman" w:cs="Times New Roman"/>
+                <w:sz w:val="24"/>
+                <w:szCs w:val="24"/>
+              </w:rPr>
+              <w:t>kaget</w:t>
+            </w:r>
+            <w:proofErr w:type="spellEnd"/>
+            <w:r>
+              <w:rPr>
+                <w:rFonts w:ascii="Times New Roman" w:hAnsi="Times New Roman" w:cs="Times New Roman"/>
+                <w:sz w:val="24"/>
+                <w:szCs w:val="24"/>
+              </w:rPr>
+              <w:t xml:space="preserve"> </w:t>
+            </w:r>
+            <w:proofErr w:type="spellStart"/>
+            <w:r>
+              <w:rPr>
+                <w:rFonts w:ascii="Times New Roman" w:hAnsi="Times New Roman" w:cs="Times New Roman"/>
+                <w:sz w:val="24"/>
+                <w:szCs w:val="24"/>
+              </w:rPr>
+              <w:t>karena</w:t>
+            </w:r>
+            <w:proofErr w:type="spellEnd"/>
+            <w:r>
+              <w:rPr>
+                <w:rFonts w:ascii="Times New Roman" w:hAnsi="Times New Roman" w:cs="Times New Roman"/>
+                <w:sz w:val="24"/>
+                <w:szCs w:val="24"/>
+              </w:rPr>
+              <w:t xml:space="preserve"> </w:t>
+            </w:r>
+            <w:proofErr w:type="spellStart"/>
+            <w:r>
+              <w:rPr>
+                <w:rFonts w:ascii="Times New Roman" w:hAnsi="Times New Roman" w:cs="Times New Roman"/>
+                <w:sz w:val="24"/>
+                <w:szCs w:val="24"/>
+              </w:rPr>
+              <w:t>masih</w:t>
+            </w:r>
+            <w:proofErr w:type="spellEnd"/>
+            <w:r>
+              <w:rPr>
+                <w:rFonts w:ascii="Times New Roman" w:hAnsi="Times New Roman" w:cs="Times New Roman"/>
+                <w:sz w:val="24"/>
+                <w:szCs w:val="24"/>
+              </w:rPr>
+              <w:t xml:space="preserve"> </w:t>
+            </w:r>
+            <w:proofErr w:type="spellStart"/>
+            <w:r>
+              <w:rPr>
+                <w:rFonts w:ascii="Times New Roman" w:hAnsi="Times New Roman" w:cs="Times New Roman"/>
+                <w:sz w:val="24"/>
+                <w:szCs w:val="24"/>
+              </w:rPr>
+              <w:t>seger</w:t>
+            </w:r>
+            <w:proofErr w:type="spellEnd"/>
+            <w:r>
+              <w:rPr>
+                <w:rFonts w:ascii="Times New Roman" w:hAnsi="Times New Roman" w:cs="Times New Roman"/>
+                <w:sz w:val="24"/>
+                <w:szCs w:val="24"/>
+              </w:rPr>
+              <w:t xml:space="preserve"> dan </w:t>
+            </w:r>
+            <w:proofErr w:type="spellStart"/>
+            <w:r>
+              <w:rPr>
+                <w:rFonts w:ascii="Times New Roman" w:hAnsi="Times New Roman" w:cs="Times New Roman"/>
+                <w:sz w:val="24"/>
+                <w:szCs w:val="24"/>
+              </w:rPr>
+              <w:t>dingin</w:t>
+            </w:r>
+            <w:proofErr w:type="spellEnd"/>
+            <w:r>
+              <w:rPr>
+                <w:rFonts w:ascii="Times New Roman" w:hAnsi="Times New Roman" w:cs="Times New Roman"/>
+                <w:sz w:val="24"/>
+                <w:szCs w:val="24"/>
+              </w:rPr>
+              <w:t xml:space="preserve">, </w:t>
+            </w:r>
+            <w:proofErr w:type="spellStart"/>
+            <w:r>
+              <w:rPr>
+                <w:rFonts w:ascii="Times New Roman" w:hAnsi="Times New Roman" w:cs="Times New Roman"/>
+                <w:sz w:val="24"/>
+                <w:szCs w:val="24"/>
+              </w:rPr>
+              <w:t>lalu</w:t>
+            </w:r>
+            <w:proofErr w:type="spellEnd"/>
+            <w:r>
+              <w:rPr>
+                <w:rFonts w:ascii="Times New Roman" w:hAnsi="Times New Roman" w:cs="Times New Roman"/>
+                <w:sz w:val="24"/>
+                <w:szCs w:val="24"/>
+              </w:rPr>
+              <w:t xml:space="preserve"> </w:t>
+            </w:r>
+            <w:proofErr w:type="spellStart"/>
+            <w:r>
+              <w:rPr>
+                <w:rFonts w:ascii="Times New Roman" w:hAnsi="Times New Roman" w:cs="Times New Roman"/>
+                <w:sz w:val="24"/>
+                <w:szCs w:val="24"/>
+              </w:rPr>
+              <w:t>siap</w:t>
+            </w:r>
+            <w:proofErr w:type="spellEnd"/>
+            <w:r>
+              <w:rPr>
+                <w:rFonts w:ascii="Times New Roman" w:hAnsi="Times New Roman" w:cs="Times New Roman"/>
+                <w:sz w:val="24"/>
+                <w:szCs w:val="24"/>
+              </w:rPr>
+              <w:t xml:space="preserve"> </w:t>
+            </w:r>
+            <w:proofErr w:type="spellStart"/>
+            <w:r>
+              <w:rPr>
+                <w:rFonts w:ascii="Times New Roman" w:hAnsi="Times New Roman" w:cs="Times New Roman"/>
+                <w:sz w:val="24"/>
+                <w:szCs w:val="24"/>
+              </w:rPr>
+              <w:t>lanjut</w:t>
+            </w:r>
+            <w:proofErr w:type="spellEnd"/>
+            <w:r>
+              <w:rPr>
+                <w:rFonts w:ascii="Times New Roman" w:hAnsi="Times New Roman" w:cs="Times New Roman"/>
+                <w:sz w:val="24"/>
+                <w:szCs w:val="24"/>
+              </w:rPr>
+              <w:t>.</w:t>
+            </w:r>
+          </w:p>
+        </w:tc>
+        <w:tc>
+          <w:tcPr>
+            <w:tcW w:w="4508" w:type="dxa"/>
+          </w:tcPr>
+          <w:p>
+            <w:pPr>
+              <w:jc w:val="both"/>
+              <w:rPr>
+                <w:rFonts w:ascii="Times New Roman" w:hAnsi="Times New Roman" w:cs="Times New Roman"/>
+                <w:sz w:val="24"/>
+                <w:szCs w:val="24"/>
+              </w:rPr>
+            </w:pPr>
+            <w:proofErr w:type="spellStart"/>
+            <w:r>
+              <w:rPr>
+                <w:rFonts w:ascii="Times New Roman" w:hAnsi="Times New Roman" w:cs="Times New Roman"/>
+                <w:sz w:val="24"/>
+                <w:szCs w:val="24"/>
+              </w:rPr>
+              <w:t>Kreator</w:t>
+            </w:r>
+            <w:proofErr w:type="spellEnd"/>
+            <w:r>
+              <w:rPr>
+                <w:rFonts w:ascii="Times New Roman" w:hAnsi="Times New Roman" w:cs="Times New Roman"/>
+                <w:sz w:val="24"/>
+                <w:szCs w:val="24"/>
+              </w:rPr>
+              <w:t xml:space="preserve">: “Sparkly! </w:t>
+            </w:r>
+            <w:proofErr w:type="spellStart"/>
+            <w:r>
+              <w:rPr>
+                <w:rFonts w:ascii="Times New Roman" w:hAnsi="Times New Roman" w:cs="Times New Roman"/>
+                <w:sz w:val="24"/>
+                <w:szCs w:val="24"/>
+              </w:rPr>
+              <w:t>karena</w:t>
+            </w:r>
+            <w:proofErr w:type="spellEnd"/>
+            <w:r>
+              <w:rPr>
+                <w:rFonts w:ascii="Times New Roman" w:hAnsi="Times New Roman" w:cs="Times New Roman"/>
+                <w:sz w:val="24"/>
+                <w:szCs w:val="24"/>
+              </w:rPr>
+              <w:t xml:space="preserve"> </w:t>
+            </w:r>
+            <w:proofErr w:type="spellStart"/>
+            <w:r>
+              <w:rPr>
+                <w:rFonts w:ascii="Times New Roman" w:hAnsi="Times New Roman" w:cs="Times New Roman"/>
+                <w:sz w:val="24"/>
+                <w:szCs w:val="24"/>
+              </w:rPr>
+              <w:t>mainmu</w:t>
+            </w:r>
+            <w:proofErr w:type="spellEnd"/>
+            <w:r>
+              <w:rPr>
+                <w:rFonts w:ascii="Times New Roman" w:hAnsi="Times New Roman" w:cs="Times New Roman"/>
+                <w:sz w:val="24"/>
+                <w:szCs w:val="24"/>
+              </w:rPr>
+              <w:t xml:space="preserve"> </w:t>
+            </w:r>
+            <w:proofErr w:type="spellStart"/>
+            <w:r>
+              <w:rPr>
+                <w:rFonts w:ascii="Times New Roman" w:hAnsi="Times New Roman" w:cs="Times New Roman"/>
+                <w:sz w:val="24"/>
+                <w:szCs w:val="24"/>
+              </w:rPr>
+              <w:t>terlalu</w:t>
+            </w:r>
+            <w:proofErr w:type="spellEnd"/>
+            <w:r>
+              <w:rPr>
+                <w:rFonts w:ascii="Times New Roman" w:hAnsi="Times New Roman" w:cs="Times New Roman"/>
+                <w:sz w:val="24"/>
+                <w:szCs w:val="24"/>
+              </w:rPr>
+              <w:t xml:space="preserve"> </w:t>
+            </w:r>
+            <w:proofErr w:type="spellStart"/>
+            <w:r>
+              <w:rPr>
+                <w:rFonts w:ascii="Times New Roman" w:hAnsi="Times New Roman" w:cs="Times New Roman"/>
+                <w:sz w:val="24"/>
+                <w:szCs w:val="24"/>
+              </w:rPr>
+              <w:t>serius</w:t>
+            </w:r>
+            <w:proofErr w:type="spellEnd"/>
+            <w:r>
+              <w:rPr>
+                <w:rFonts w:ascii="Times New Roman" w:hAnsi="Times New Roman" w:cs="Times New Roman"/>
+                <w:sz w:val="24"/>
+                <w:szCs w:val="24"/>
+              </w:rPr>
+              <w:t xml:space="preserve"> buat </w:t>
+            </w:r>
+            <w:proofErr w:type="spellStart"/>
+            <w:r>
+              <w:rPr>
+                <w:rFonts w:ascii="Times New Roman" w:hAnsi="Times New Roman" w:cs="Times New Roman"/>
+                <w:sz w:val="24"/>
+                <w:szCs w:val="24"/>
+              </w:rPr>
+              <w:t>minum</w:t>
+            </w:r>
+            <w:proofErr w:type="spellEnd"/>
+            <w:r>
+              <w:rPr>
+                <w:rFonts w:ascii="Times New Roman" w:hAnsi="Times New Roman" w:cs="Times New Roman"/>
+                <w:sz w:val="24"/>
+                <w:szCs w:val="24"/>
+              </w:rPr>
+              <w:t xml:space="preserve"> </w:t>
+            </w:r>
+            <w:proofErr w:type="spellStart"/>
+            <w:r>
+              <w:rPr>
+                <w:rFonts w:ascii="Times New Roman" w:hAnsi="Times New Roman" w:cs="Times New Roman"/>
+                <w:sz w:val="24"/>
+                <w:szCs w:val="24"/>
+              </w:rPr>
+              <w:t>dari</w:t>
+            </w:r>
+            <w:proofErr w:type="spellEnd"/>
+            <w:r>
+              <w:rPr>
+                <w:rFonts w:ascii="Times New Roman" w:hAnsi="Times New Roman" w:cs="Times New Roman"/>
+                <w:sz w:val="24"/>
+                <w:szCs w:val="24"/>
+              </w:rPr>
+              <w:t xml:space="preserve"> </w:t>
+            </w:r>
+            <w:proofErr w:type="spellStart"/>
+            <w:r>
+              <w:rPr>
+                <w:rFonts w:ascii="Times New Roman" w:hAnsi="Times New Roman" w:cs="Times New Roman"/>
+                <w:sz w:val="24"/>
+                <w:szCs w:val="24"/>
+              </w:rPr>
+              <w:t>botol</w:t>
+            </w:r>
+            <w:proofErr w:type="spellEnd"/>
+            <w:r>
+              <w:rPr>
+                <w:rFonts w:ascii="Times New Roman" w:hAnsi="Times New Roman" w:cs="Times New Roman"/>
+                <w:sz w:val="24"/>
+                <w:szCs w:val="24"/>
+              </w:rPr>
+              <w:t xml:space="preserve"> </w:t>
+            </w:r>
+            <w:proofErr w:type="spellStart"/>
+            <w:r>
+              <w:rPr>
+                <w:rFonts w:ascii="Times New Roman" w:hAnsi="Times New Roman" w:cs="Times New Roman"/>
+                <w:sz w:val="24"/>
+                <w:szCs w:val="24"/>
+              </w:rPr>
+              <w:t>biasa</w:t>
+            </w:r>
+            <w:proofErr w:type="spellEnd"/>
+            <w:r>
+              <w:rPr>
+                <w:rFonts w:ascii="Times New Roman" w:hAnsi="Times New Roman" w:cs="Times New Roman"/>
+                <w:sz w:val="24"/>
+                <w:szCs w:val="24"/>
+              </w:rPr>
+              <w:t>.”</w:t>
+            </w:r>
+          </w:p>
+        </w:tc>
+      </w:tr>
+      <w:tr>
+        <w:tc>
+          <w:tcPr>
+            <w:tcW w:w="4508" w:type="dxa"/>
+          </w:tcPr>
+          <w:p>
+            <w:pPr>
+              <w:jc w:val="both"/>
+              <w:rPr>
+                <w:rFonts w:ascii="Times New Roman" w:hAnsi="Times New Roman" w:cs="Times New Roman"/>
+                <w:sz w:val="24"/>
+                <w:szCs w:val="24"/>
+              </w:rPr>
+            </w:pPr>
+            <w:r>
+              <w:rPr>
+                <w:rFonts w:ascii="Times New Roman" w:hAnsi="Times New Roman" w:cs="Times New Roman"/>
+                <w:sz w:val="24"/>
+                <w:szCs w:val="24"/>
+              </w:rPr>
+              <w:t xml:space="preserve">6. Close-up </w:t>
+            </w:r>
+            <w:proofErr w:type="spellStart"/>
+            <w:r>
+              <w:rPr>
+                <w:rFonts w:ascii="Times New Roman" w:hAnsi="Times New Roman" w:cs="Times New Roman"/>
+                <w:sz w:val="24"/>
+                <w:szCs w:val="24"/>
+              </w:rPr>
+              <w:t>produk</w:t>
+            </w:r>
+            <w:proofErr w:type="spellEnd"/>
+            <w:r>
+              <w:rPr>
+                <w:rFonts w:ascii="Times New Roman" w:hAnsi="Times New Roman" w:cs="Times New Roman"/>
+                <w:sz w:val="24"/>
+                <w:szCs w:val="24"/>
+              </w:rPr>
+              <w:t xml:space="preserve"> dan info </w:t>
+            </w:r>
+            <w:proofErr w:type="spellStart"/>
+            <w:r>
+              <w:rPr>
+                <w:rFonts w:ascii="Times New Roman" w:hAnsi="Times New Roman" w:cs="Times New Roman"/>
+                <w:sz w:val="24"/>
+                <w:szCs w:val="24"/>
+              </w:rPr>
+              <w:t>pembelian</w:t>
+            </w:r>
+            <w:proofErr w:type="spellEnd"/>
+            <w:r>
+              <w:rPr>
+                <w:rFonts w:ascii="Times New Roman" w:hAnsi="Times New Roman" w:cs="Times New Roman"/>
+                <w:sz w:val="24"/>
+                <w:szCs w:val="24"/>
+              </w:rPr>
+              <w:t xml:space="preserve"> di </w:t>
+            </w:r>
+            <w:proofErr w:type="spellStart"/>
+            <w:r>
+              <w:rPr>
+                <w:rFonts w:ascii="Times New Roman" w:hAnsi="Times New Roman" w:cs="Times New Roman"/>
+                <w:sz w:val="24"/>
+                <w:szCs w:val="24"/>
+              </w:rPr>
+              <w:t>akhir</w:t>
+            </w:r>
+            <w:proofErr w:type="spellEnd"/>
+            <w:r>
+              <w:rPr>
+                <w:rFonts w:ascii="Times New Roman" w:hAnsi="Times New Roman" w:cs="Times New Roman"/>
+                <w:sz w:val="24"/>
+                <w:szCs w:val="24"/>
+              </w:rPr>
+              <w:t>.</w:t>
+            </w:r>
+          </w:p>
+        </w:tc>
+        <w:tc>
+          <w:tcPr>
+            <w:tcW w:w="4508" w:type="dxa"/>
+          </w:tcPr>
+          <w:p>
+            <w:pPr>
+              <w:jc w:val="both"/>
+              <w:rPr>
+                <w:rFonts w:ascii="Times New Roman" w:hAnsi="Times New Roman" w:cs="Times New Roman"/>
+                <w:sz w:val="24"/>
+                <w:szCs w:val="24"/>
+              </w:rPr>
+            </w:pPr>
+            <w:r>
+              <w:rPr>
+                <w:rFonts w:ascii="Times New Roman" w:hAnsi="Times New Roman" w:cs="Times New Roman"/>
+                <w:sz w:val="24"/>
+                <w:szCs w:val="24"/>
+              </w:rPr>
+              <w:t xml:space="preserve">Caption: Link on my bio. Stay hydrated and stay in game </w:t>
+            </w:r>
+            <w:r>
+              <w:rPr>
+                <w:rFonts w:ascii="Segoe UI Emoji" w:hAnsi="Segoe UI Emoji" w:cs="Segoe UI Emoji"/>
+                <w:sz w:val="24"/>
+                <w:szCs w:val="24"/>
+              </w:rPr>
+              <w:t>💧🎾</w:t>
+            </w:r>
+            <w:r>
+              <w:rPr>
+                <w:rFonts w:ascii="Times New Roman" w:hAnsi="Times New Roman" w:cs="Times New Roman"/>
+                <w:sz w:val="24"/>
+                <w:szCs w:val="24"/>
+              </w:rPr>
+              <w:t>!</w:t>
+            </w:r>
+          </w:p>
+        </w:tc>
+      </w:tr>
+    </w:tbl>
     <w:p>
       <w:pPr>
         <w:rPr>
@@ -7196,6 +9361,92 @@
 <file path=word/numbering.xml><?xml version="1.0" encoding="utf-8"?>
 <w:numbering xmlns:wpc="http://schemas.microsoft.com/office/word/2010/wordprocessingCanvas" xmlns:cx="http://schemas.microsoft.com/office/drawing/2014/chartex" xmlns:cx1="http://schemas.microsoft.com/office/drawing/2015/9/8/chartex" xmlns:cx2="http://schemas.microsoft.com/office/drawing/2015/10/21/chartex" xmlns:cx3="http://schemas.microsoft.com/office/drawing/2016/5/9/chartex" xmlns:cx4="http://schemas.microsoft.com/office/drawing/2016/5/10/chartex" xmlns:cx5="http://schemas.microsoft.com/office/drawing/2016/5/11/chartex" xmlns:cx6="http://schemas.microsoft.com/office/drawing/2016/5/12/chartex" xmlns:cx7="http://schemas.microsoft.com/office/drawing/2016/5/13/chartex" xmlns:cx8="http://schemas.microsoft.com/office/drawing/2016/5/14/chartex" xmlns:mc="http://schemas.openxmlformats.org/markup-compatibility/2006" xmlns:aink="http://schemas.microsoft.com/office/drawing/2016/ink" xmlns:am3d="http://schemas.microsoft.com/office/drawing/2017/model3d" xmlns:o="urn:schemas-microsoft-com:office:office" xmlns:r="http://schemas.openxmlformats.org/officeDocument/2006/relationships" xmlns:m="http://schemas.openxmlformats.org/officeDocument/2006/math" xmlns:v="urn:schemas-microsoft-com:vml" xmlns:wp14="http://schemas.microsoft.com/office/word/2010/wordprocessingDrawing" xmlns:wp="http://schemas.openxmlformats.org/drawingml/2006/wordprocessingDrawing" xmlns:w10="urn:schemas-microsoft-com:office:word" xmlns:w="http://schemas.openxmlformats.org/wordprocessingml/2006/main" xmlns:w14="http://schemas.microsoft.com/office/word/2010/wordml" xmlns:w15="http://schemas.microsoft.com/office/word/2012/wordml" xmlns:w16cex="http://schemas.microsoft.com/office/word/2018/wordml/cex" xmlns:w16cid="http://schemas.microsoft.com/office/word/2016/wordml/cid" xmlns:w16="http://schemas.microsoft.com/office/word/2018/wordml" xmlns:w16sdtdh="http://schemas.microsoft.com/office/word/2020/wordml/sdtdatahash" xmlns:w16se="http://schemas.microsoft.com/office/word/2015/wordml/symex" xmlns:wpg="http://schemas.microsoft.com/office/word/2010/wordprocessingGroup" xmlns:wpi="http://schemas.microsoft.com/office/word/2010/wordprocessingInk" xmlns:wne="http://schemas.microsoft.com/office/word/2006/wordml" xmlns:wps="http://schemas.microsoft.com/office/word/2010/wordprocessingShape" mc:Ignorable="w14 w15 w16se w16cid w16 w16cex w16sdtdh wp14">
   <w:abstractNum w:abstractNumId="0" w15:restartNumberingAfterBreak="0">
+    <w:nsid w:val="111174FA"/>
+    <w:multiLevelType w:val="hybridMultilevel"/>
+    <w:tmpl w:val="B492C64C"/>
+    <w:lvl w:ilvl="0" w:tplc="3809000F">
+      <w:start w:val="1"/>
+      <w:numFmt w:val="decimal"/>
+      <w:lvlText w:val="%1."/>
+      <w:lvlJc w:val="left"/>
+      <w:pPr>
+        <w:ind w:left="1080" w:hanging="360"/>
+      </w:pPr>
+    </w:lvl>
+    <w:lvl w:ilvl="1" w:tplc="38090019" w:tentative="1">
+      <w:start w:val="1"/>
+      <w:numFmt w:val="lowerLetter"/>
+      <w:lvlText w:val="%2."/>
+      <w:lvlJc w:val="left"/>
+      <w:pPr>
+        <w:ind w:left="1800" w:hanging="360"/>
+      </w:pPr>
+    </w:lvl>
+    <w:lvl w:ilvl="2" w:tplc="3809001B" w:tentative="1">
+      <w:start w:val="1"/>
+      <w:numFmt w:val="lowerRoman"/>
+      <w:lvlText w:val="%3."/>
+      <w:lvlJc w:val="right"/>
+      <w:pPr>
+        <w:ind w:left="2520" w:hanging="180"/>
+      </w:pPr>
+    </w:lvl>
+    <w:lvl w:ilvl="3" w:tplc="3809000F" w:tentative="1">
+      <w:start w:val="1"/>
+      <w:numFmt w:val="decimal"/>
+      <w:lvlText w:val="%4."/>
+      <w:lvlJc w:val="left"/>
+      <w:pPr>
+        <w:ind w:left="3240" w:hanging="360"/>
+      </w:pPr>
+    </w:lvl>
+    <w:lvl w:ilvl="4" w:tplc="38090019" w:tentative="1">
+      <w:start w:val="1"/>
+      <w:numFmt w:val="lowerLetter"/>
+      <w:lvlText w:val="%5."/>
+      <w:lvlJc w:val="left"/>
+      <w:pPr>
+        <w:ind w:left="3960" w:hanging="360"/>
+      </w:pPr>
+    </w:lvl>
+    <w:lvl w:ilvl="5" w:tplc="3809001B" w:tentative="1">
+      <w:start w:val="1"/>
+      <w:numFmt w:val="lowerRoman"/>
+      <w:lvlText w:val="%6."/>
+      <w:lvlJc w:val="right"/>
+      <w:pPr>
+        <w:ind w:left="4680" w:hanging="180"/>
+      </w:pPr>
+    </w:lvl>
+    <w:lvl w:ilvl="6" w:tplc="3809000F" w:tentative="1">
+      <w:start w:val="1"/>
+      <w:numFmt w:val="decimal"/>
+      <w:lvlText w:val="%7."/>
+      <w:lvlJc w:val="left"/>
+      <w:pPr>
+        <w:ind w:left="5400" w:hanging="360"/>
+      </w:pPr>
+    </w:lvl>
+    <w:lvl w:ilvl="7" w:tplc="38090019" w:tentative="1">
+      <w:start w:val="1"/>
+      <w:numFmt w:val="lowerLetter"/>
+      <w:lvlText w:val="%8."/>
+      <w:lvlJc w:val="left"/>
+      <w:pPr>
+        <w:ind w:left="6120" w:hanging="360"/>
+      </w:pPr>
+    </w:lvl>
+    <w:lvl w:ilvl="8" w:tplc="3809001B" w:tentative="1">
+      <w:start w:val="1"/>
+      <w:numFmt w:val="lowerRoman"/>
+      <w:lvlText w:val="%9."/>
+      <w:lvlJc w:val="right"/>
+      <w:pPr>
+        <w:ind w:left="6840" w:hanging="180"/>
+      </w:pPr>
+    </w:lvl>
+  </w:abstractNum>
+  <w:abstractNum w:abstractNumId="1" w15:restartNumberingAfterBreak="0">
     <w:nsid w:val="14430FC2"/>
     <w:multiLevelType w:val="hybridMultilevel"/>
     <w:tmpl w:val="CA48D674"/>
@@ -7284,7 +9535,7 @@
       </w:pPr>
     </w:lvl>
   </w:abstractNum>
-  <w:abstractNum w:abstractNumId="1" w15:restartNumberingAfterBreak="0">
+  <w:abstractNum w:abstractNumId="2" w15:restartNumberingAfterBreak="0">
     <w:nsid w:val="2D386891"/>
     <w:multiLevelType w:val="hybridMultilevel"/>
     <w:tmpl w:val="E3E8B6AA"/>
@@ -7374,7 +9625,182 @@
       </w:pPr>
     </w:lvl>
   </w:abstractNum>
-  <w:abstractNum w:abstractNumId="2" w15:restartNumberingAfterBreak="0">
+  <w:abstractNum w:abstractNumId="3" w15:restartNumberingAfterBreak="0">
+    <w:nsid w:val="3091596C"/>
+    <w:multiLevelType w:val="hybridMultilevel"/>
+    <w:tmpl w:val="A5A41140"/>
+    <w:lvl w:ilvl="0" w:tplc="3809000F">
+      <w:start w:val="1"/>
+      <w:numFmt w:val="decimal"/>
+      <w:lvlText w:val="%1."/>
+      <w:lvlJc w:val="left"/>
+      <w:pPr>
+        <w:ind w:left="720" w:hanging="360"/>
+      </w:pPr>
+      <w:rPr>
+        <w:rFonts w:hint="default"/>
+      </w:rPr>
+    </w:lvl>
+    <w:lvl w:ilvl="1" w:tplc="38090019" w:tentative="1">
+      <w:start w:val="1"/>
+      <w:numFmt w:val="lowerLetter"/>
+      <w:lvlText w:val="%2."/>
+      <w:lvlJc w:val="left"/>
+      <w:pPr>
+        <w:ind w:left="1440" w:hanging="360"/>
+      </w:pPr>
+    </w:lvl>
+    <w:lvl w:ilvl="2" w:tplc="3809001B" w:tentative="1">
+      <w:start w:val="1"/>
+      <w:numFmt w:val="lowerRoman"/>
+      <w:lvlText w:val="%3."/>
+      <w:lvlJc w:val="right"/>
+      <w:pPr>
+        <w:ind w:left="2160" w:hanging="180"/>
+      </w:pPr>
+    </w:lvl>
+    <w:lvl w:ilvl="3" w:tplc="3809000F" w:tentative="1">
+      <w:start w:val="1"/>
+      <w:numFmt w:val="decimal"/>
+      <w:lvlText w:val="%4."/>
+      <w:lvlJc w:val="left"/>
+      <w:pPr>
+        <w:ind w:left="2880" w:hanging="360"/>
+      </w:pPr>
+    </w:lvl>
+    <w:lvl w:ilvl="4" w:tplc="38090019" w:tentative="1">
+      <w:start w:val="1"/>
+      <w:numFmt w:val="lowerLetter"/>
+      <w:lvlText w:val="%5."/>
+      <w:lvlJc w:val="left"/>
+      <w:pPr>
+        <w:ind w:left="3600" w:hanging="360"/>
+      </w:pPr>
+    </w:lvl>
+    <w:lvl w:ilvl="5" w:tplc="3809001B" w:tentative="1">
+      <w:start w:val="1"/>
+      <w:numFmt w:val="lowerRoman"/>
+      <w:lvlText w:val="%6."/>
+      <w:lvlJc w:val="right"/>
+      <w:pPr>
+        <w:ind w:left="4320" w:hanging="180"/>
+      </w:pPr>
+    </w:lvl>
+    <w:lvl w:ilvl="6" w:tplc="3809000F" w:tentative="1">
+      <w:start w:val="1"/>
+      <w:numFmt w:val="decimal"/>
+      <w:lvlText w:val="%7."/>
+      <w:lvlJc w:val="left"/>
+      <w:pPr>
+        <w:ind w:left="5040" w:hanging="360"/>
+      </w:pPr>
+    </w:lvl>
+    <w:lvl w:ilvl="7" w:tplc="38090019" w:tentative="1">
+      <w:start w:val="1"/>
+      <w:numFmt w:val="lowerLetter"/>
+      <w:lvlText w:val="%8."/>
+      <w:lvlJc w:val="left"/>
+      <w:pPr>
+        <w:ind w:left="5760" w:hanging="360"/>
+      </w:pPr>
+    </w:lvl>
+    <w:lvl w:ilvl="8" w:tplc="3809001B" w:tentative="1">
+      <w:start w:val="1"/>
+      <w:numFmt w:val="lowerRoman"/>
+      <w:lvlText w:val="%9."/>
+      <w:lvlJc w:val="right"/>
+      <w:pPr>
+        <w:ind w:left="6480" w:hanging="180"/>
+      </w:pPr>
+    </w:lvl>
+  </w:abstractNum>
+  <w:abstractNum w:abstractNumId="4" w15:restartNumberingAfterBreak="0">
+    <w:nsid w:val="3E021A50"/>
+    <w:multiLevelType w:val="hybridMultilevel"/>
+    <w:tmpl w:val="4C92D1A6"/>
+    <w:lvl w:ilvl="0" w:tplc="3809000F">
+      <w:start w:val="1"/>
+      <w:numFmt w:val="decimal"/>
+      <w:lvlText w:val="%1."/>
+      <w:lvlJc w:val="left"/>
+      <w:pPr>
+        <w:ind w:left="1080" w:hanging="360"/>
+      </w:pPr>
+    </w:lvl>
+    <w:lvl w:ilvl="1" w:tplc="38090019" w:tentative="1">
+      <w:start w:val="1"/>
+      <w:numFmt w:val="lowerLetter"/>
+      <w:lvlText w:val="%2."/>
+      <w:lvlJc w:val="left"/>
+      <w:pPr>
+        <w:ind w:left="1800" w:hanging="360"/>
+      </w:pPr>
+    </w:lvl>
+    <w:lvl w:ilvl="2" w:tplc="3809001B" w:tentative="1">
+      <w:start w:val="1"/>
+      <w:numFmt w:val="lowerRoman"/>
+      <w:lvlText w:val="%3."/>
+      <w:lvlJc w:val="right"/>
+      <w:pPr>
+        <w:ind w:left="2520" w:hanging="180"/>
+      </w:pPr>
+    </w:lvl>
+    <w:lvl w:ilvl="3" w:tplc="3809000F" w:tentative="1">
+      <w:start w:val="1"/>
+      <w:numFmt w:val="decimal"/>
+      <w:lvlText w:val="%4."/>
+      <w:lvlJc w:val="left"/>
+      <w:pPr>
+        <w:ind w:left="3240" w:hanging="360"/>
+      </w:pPr>
+    </w:lvl>
+    <w:lvl w:ilvl="4" w:tplc="38090019" w:tentative="1">
+      <w:start w:val="1"/>
+      <w:numFmt w:val="lowerLetter"/>
+      <w:lvlText w:val="%5."/>
+      <w:lvlJc w:val="left"/>
+      <w:pPr>
+        <w:ind w:left="3960" w:hanging="360"/>
+      </w:pPr>
+    </w:lvl>
+    <w:lvl w:ilvl="5" w:tplc="3809001B" w:tentative="1">
+      <w:start w:val="1"/>
+      <w:numFmt w:val="lowerRoman"/>
+      <w:lvlText w:val="%6."/>
+      <w:lvlJc w:val="right"/>
+      <w:pPr>
+        <w:ind w:left="4680" w:hanging="180"/>
+      </w:pPr>
+    </w:lvl>
+    <w:lvl w:ilvl="6" w:tplc="3809000F" w:tentative="1">
+      <w:start w:val="1"/>
+      <w:numFmt w:val="decimal"/>
+      <w:lvlText w:val="%7."/>
+      <w:lvlJc w:val="left"/>
+      <w:pPr>
+        <w:ind w:left="5400" w:hanging="360"/>
+      </w:pPr>
+    </w:lvl>
+    <w:lvl w:ilvl="7" w:tplc="38090019" w:tentative="1">
+      <w:start w:val="1"/>
+      <w:numFmt w:val="lowerLetter"/>
+      <w:lvlText w:val="%8."/>
+      <w:lvlJc w:val="left"/>
+      <w:pPr>
+        <w:ind w:left="6120" w:hanging="360"/>
+      </w:pPr>
+    </w:lvl>
+    <w:lvl w:ilvl="8" w:tplc="3809001B" w:tentative="1">
+      <w:start w:val="1"/>
+      <w:numFmt w:val="lowerRoman"/>
+      <w:lvlText w:val="%9."/>
+      <w:lvlJc w:val="right"/>
+      <w:pPr>
+        <w:ind w:left="6840" w:hanging="180"/>
+      </w:pPr>
+    </w:lvl>
+  </w:abstractNum>
+  <w:abstractNum w:abstractNumId="5" w15:restartNumberingAfterBreak="0">
     <w:nsid w:val="6D9711DF"/>
     <w:multiLevelType w:val="hybridMultilevel"/>
     <w:tmpl w:val="00E80BEE"/>
@@ -7463,7 +9889,96 @@
       </w:pPr>
     </w:lvl>
   </w:abstractNum>
-  <w:abstractNum w:abstractNumId="3" w15:restartNumberingAfterBreak="0">
+  <w:abstractNum w:abstractNumId="6" w15:restartNumberingAfterBreak="0">
+    <w:nsid w:val="73B003DB"/>
+    <w:multiLevelType w:val="hybridMultilevel"/>
+    <w:tmpl w:val="E60AC3BA"/>
+    <w:lvl w:ilvl="0" w:tplc="3809000F">
+      <w:start w:val="1"/>
+      <w:numFmt w:val="decimal"/>
+      <w:lvlText w:val="%1."/>
+      <w:lvlJc w:val="left"/>
+      <w:pPr>
+        <w:ind w:left="720" w:hanging="360"/>
+      </w:pPr>
+      <w:rPr>
+        <w:rFonts w:hint="default"/>
+      </w:rPr>
+    </w:lvl>
+    <w:lvl w:ilvl="1" w:tplc="38090019" w:tentative="1">
+      <w:start w:val="1"/>
+      <w:numFmt w:val="lowerLetter"/>
+      <w:lvlText w:val="%2."/>
+      <w:lvlJc w:val="left"/>
+      <w:pPr>
+        <w:ind w:left="1440" w:hanging="360"/>
+      </w:pPr>
+    </w:lvl>
+    <w:lvl w:ilvl="2" w:tplc="3809001B" w:tentative="1">
+      <w:start w:val="1"/>
+      <w:numFmt w:val="lowerRoman"/>
+      <w:lvlText w:val="%3."/>
+      <w:lvlJc w:val="right"/>
+      <w:pPr>
+        <w:ind w:left="2160" w:hanging="180"/>
+      </w:pPr>
+    </w:lvl>
+    <w:lvl w:ilvl="3" w:tplc="3809000F" w:tentative="1">
+      <w:start w:val="1"/>
+      <w:numFmt w:val="decimal"/>
+      <w:lvlText w:val="%4."/>
+      <w:lvlJc w:val="left"/>
+      <w:pPr>
+        <w:ind w:left="2880" w:hanging="360"/>
+      </w:pPr>
+    </w:lvl>
+    <w:lvl w:ilvl="4" w:tplc="38090019" w:tentative="1">
+      <w:start w:val="1"/>
+      <w:numFmt w:val="lowerLetter"/>
+      <w:lvlText w:val="%5."/>
+      <w:lvlJc w:val="left"/>
+      <w:pPr>
+        <w:ind w:left="3600" w:hanging="360"/>
+      </w:pPr>
+    </w:lvl>
+    <w:lvl w:ilvl="5" w:tplc="3809001B" w:tentative="1">
+      <w:start w:val="1"/>
+      <w:numFmt w:val="lowerRoman"/>
+      <w:lvlText w:val="%6."/>
+      <w:lvlJc w:val="right"/>
+      <w:pPr>
+        <w:ind w:left="4320" w:hanging="180"/>
+      </w:pPr>
+    </w:lvl>
+    <w:lvl w:ilvl="6" w:tplc="3809000F" w:tentative="1">
+      <w:start w:val="1"/>
+      <w:numFmt w:val="decimal"/>
+      <w:lvlText w:val="%7."/>
+      <w:lvlJc w:val="left"/>
+      <w:pPr>
+        <w:ind w:left="5040" w:hanging="360"/>
+      </w:pPr>
+    </w:lvl>
+    <w:lvl w:ilvl="7" w:tplc="38090019" w:tentative="1">
+      <w:start w:val="1"/>
+      <w:numFmt w:val="lowerLetter"/>
+      <w:lvlText w:val="%8."/>
+      <w:lvlJc w:val="left"/>
+      <w:pPr>
+        <w:ind w:left="5760" w:hanging="360"/>
+      </w:pPr>
+    </w:lvl>
+    <w:lvl w:ilvl="8" w:tplc="3809001B" w:tentative="1">
+      <w:start w:val="1"/>
+      <w:numFmt w:val="lowerRoman"/>
+      <w:lvlText w:val="%9."/>
+      <w:lvlJc w:val="right"/>
+      <w:pPr>
+        <w:ind w:left="6480" w:hanging="180"/>
+      </w:pPr>
+    </w:lvl>
+  </w:abstractNum>
+  <w:abstractNum w:abstractNumId="7" w15:restartNumberingAfterBreak="0">
     <w:nsid w:val="7602723F"/>
     <w:multiLevelType w:val="hybridMultilevel"/>
     <w:tmpl w:val="B7E8AF82"/>
@@ -7553,15 +10068,27 @@
     </w:lvl>
   </w:abstractNum>
   <w:num w:numId="1">
+    <w:abstractNumId w:val="5"/>
+  </w:num>
+  <w:num w:numId="2">
+    <w:abstractNumId w:val="1"/>
+  </w:num>
+  <w:num w:numId="3">
     <w:abstractNumId w:val="2"/>
   </w:num>
-  <w:num w:numId="2">
+  <w:num w:numId="4">
+    <w:abstractNumId w:val="7"/>
+  </w:num>
+  <w:num w:numId="5">
+    <w:abstractNumId w:val="6"/>
+  </w:num>
+  <w:num w:numId="6">
     <w:abstractNumId w:val="0"/>
   </w:num>
-  <w:num w:numId="3">
-    <w:abstractNumId w:val="1"/>
+  <w:num w:numId="7">
+    <w:abstractNumId w:val="4"/>
   </w:num>
-  <w:num w:numId="4">
+  <w:num w:numId="8">
     <w:abstractNumId w:val="3"/>
   </w:num>
 </w:numbering>
@@ -7970,6 +10497,7 @@
   <w:style w:type="character" w:default="1" w:styleId="DefaultParagraphFont">
     <w:name w:val="Default Paragraph Font"/>
     <w:uiPriority w:val="1"/>
+    <w:semiHidden/>
     <w:unhideWhenUsed/>
   </w:style>
   <w:style w:type="table" w:default="1" w:styleId="TableNormal">
